--- a/專題初稿.docx
+++ b/專題初稿.docx
@@ -28,27 +28,7 @@
           <w:sz w:val="28"/>
           <w:szCs w:val="28"/>
         </w:rPr>
-        <w:t>:無電</w:t>
-      </w:r>
-      <w:proofErr w:type="gramStart"/>
-      <w:r>
-        <w:rPr>
-          <w:rFonts w:ascii="標楷體" w:eastAsia="標楷體" w:hAnsi="標楷體" w:hint="eastAsia"/>
-          <w:b/>
-          <w:sz w:val="28"/>
-          <w:szCs w:val="28"/>
-        </w:rPr>
-        <w:t>感轉阻</w:t>
-      </w:r>
-      <w:proofErr w:type="gramEnd"/>
-      <w:r>
-        <w:rPr>
-          <w:rFonts w:ascii="標楷體" w:eastAsia="標楷體" w:hAnsi="標楷體" w:hint="eastAsia"/>
-          <w:b/>
-          <w:sz w:val="28"/>
-          <w:szCs w:val="28"/>
-        </w:rPr>
-        <w:t>放大器頻寬擴展的分析與設計</w:t>
+        <w:t>:無電感轉阻放大器頻寬擴展的分析與設計</w:t>
       </w:r>
     </w:p>
     <w:p>
@@ -67,25 +47,7 @@
           <w:sz w:val="28"/>
           <w:szCs w:val="28"/>
         </w:rPr>
-        <w:t xml:space="preserve">Analysis and Design of Bandwidth Extension of </w:t>
-      </w:r>
-      <w:proofErr w:type="spellStart"/>
-      <w:r>
-        <w:rPr>
-          <w:rFonts w:ascii="標楷體" w:eastAsia="標楷體" w:hAnsi="標楷體"/>
-          <w:sz w:val="28"/>
-          <w:szCs w:val="28"/>
-        </w:rPr>
-        <w:t>Inductorless</w:t>
-      </w:r>
-      <w:proofErr w:type="spellEnd"/>
-      <w:r>
-        <w:rPr>
-          <w:rFonts w:ascii="標楷體" w:eastAsia="標楷體" w:hAnsi="標楷體"/>
-          <w:sz w:val="28"/>
-          <w:szCs w:val="28"/>
-        </w:rPr>
-        <w:t xml:space="preserve"> Transimpedance Amplifiers</w:t>
+        <w:t>Analysis and Design of Bandwidth Extension of Inductorless Transimpedance Amplifiers</w:t>
       </w:r>
     </w:p>
     <w:p>
@@ -141,21 +103,7 @@
         <w:rPr>
           <w:rFonts w:ascii="標楷體" w:eastAsia="標楷體" w:hAnsi="標楷體" w:hint="eastAsia"/>
         </w:rPr>
-        <w:t>張</w:t>
-      </w:r>
-      <w:proofErr w:type="gramStart"/>
-      <w:r>
-        <w:rPr>
-          <w:rFonts w:ascii="標楷體" w:eastAsia="標楷體" w:hAnsi="標楷體" w:hint="eastAsia"/>
-        </w:rPr>
-        <w:t>宥</w:t>
-      </w:r>
-      <w:proofErr w:type="gramEnd"/>
-      <w:r>
-        <w:rPr>
-          <w:rFonts w:ascii="標楷體" w:eastAsia="標楷體" w:hAnsi="標楷體" w:hint="eastAsia"/>
-        </w:rPr>
-        <w:t>富</w:t>
+        <w:t>張宥富</w:t>
       </w:r>
       <w:r>
         <w:rPr>
@@ -193,7 +141,7 @@
     <w:p>
       <w:pPr>
         <w:rPr>
-          <w:rFonts w:eastAsia="標楷體" w:hint="eastAsia"/>
+          <w:rFonts w:eastAsia="標楷體"/>
         </w:rPr>
         <w:sectPr>
           <w:headerReference w:type="default" r:id="rId8"/>
@@ -271,25 +219,23 @@
           <w:sz w:val="20"/>
           <w:szCs w:val="20"/>
         </w:rPr>
-        <w:t>無電</w:t>
-      </w:r>
-      <w:proofErr w:type="gramStart"/>
+        <w:t>無電感轉阻放大器(</w:t>
+      </w:r>
       <w:r>
         <w:rPr>
           <w:rFonts w:ascii="標楷體" w:eastAsia="標楷體" w:hAnsi="標楷體" w:hint="eastAsia"/>
           <w:sz w:val="20"/>
           <w:szCs w:val="20"/>
         </w:rPr>
-        <w:t>感轉阻</w:t>
-      </w:r>
-      <w:proofErr w:type="gramEnd"/>
+        <w:t>Transimpedance Amplifiers)進行分析與設計</w:t>
+      </w:r>
       <w:r>
         <w:rPr>
           <w:rFonts w:ascii="標楷體" w:eastAsia="標楷體" w:hAnsi="標楷體" w:hint="eastAsia"/>
           <w:sz w:val="20"/>
           <w:szCs w:val="20"/>
         </w:rPr>
-        <w:t>放大器(</w:t>
+        <w:t>該技術使用N個類似的TIA</w:t>
       </w:r>
       <w:r>
         <w:rPr>
@@ -297,7 +243,7 @@
           <w:sz w:val="20"/>
           <w:szCs w:val="20"/>
         </w:rPr>
-        <w:t>Transimpedance Amplifiers)進行分析與設計</w:t>
+        <w:t>並聯配置來提高整體頻寬，同時保持跨阻</w:t>
       </w:r>
       <w:r>
         <w:rPr>
@@ -305,59 +251,7 @@
           <w:sz w:val="20"/>
           <w:szCs w:val="20"/>
         </w:rPr>
-        <w:t>該技術使用N</w:t>
-      </w:r>
-      <w:proofErr w:type="gramStart"/>
-      <w:r>
-        <w:rPr>
-          <w:rFonts w:ascii="標楷體" w:eastAsia="標楷體" w:hAnsi="標楷體" w:hint="eastAsia"/>
-          <w:sz w:val="20"/>
-          <w:szCs w:val="20"/>
-        </w:rPr>
-        <w:t>個</w:t>
-      </w:r>
-      <w:proofErr w:type="gramEnd"/>
-      <w:r>
-        <w:rPr>
-          <w:rFonts w:ascii="標楷體" w:eastAsia="標楷體" w:hAnsi="標楷體" w:hint="eastAsia"/>
-          <w:sz w:val="20"/>
-          <w:szCs w:val="20"/>
-        </w:rPr>
-        <w:t>類似的TIA</w:t>
-      </w:r>
-      <w:r>
-        <w:rPr>
-          <w:rFonts w:ascii="標楷體" w:eastAsia="標楷體" w:hAnsi="標楷體" w:hint="eastAsia"/>
-          <w:sz w:val="20"/>
-          <w:szCs w:val="20"/>
-        </w:rPr>
-        <w:t>並聯配置來提高整體頻寬，同時</w:t>
-      </w:r>
-      <w:proofErr w:type="gramStart"/>
-      <w:r>
-        <w:rPr>
-          <w:rFonts w:ascii="標楷體" w:eastAsia="標楷體" w:hAnsi="標楷體" w:hint="eastAsia"/>
-          <w:sz w:val="20"/>
-          <w:szCs w:val="20"/>
-        </w:rPr>
-        <w:t>保持跨阻</w:t>
-      </w:r>
-      <w:r>
-        <w:rPr>
-          <w:rFonts w:ascii="標楷體" w:eastAsia="標楷體" w:hAnsi="標楷體" w:hint="eastAsia"/>
-          <w:sz w:val="20"/>
-          <w:szCs w:val="20"/>
-        </w:rPr>
-        <w:t>增益</w:t>
-      </w:r>
-      <w:proofErr w:type="gramEnd"/>
-      <w:r>
-        <w:rPr>
-          <w:rFonts w:ascii="標楷體" w:eastAsia="標楷體" w:hAnsi="標楷體" w:hint="eastAsia"/>
-          <w:sz w:val="20"/>
-          <w:szCs w:val="20"/>
-        </w:rPr>
-        <w:t>穩定。</w:t>
+        <w:t>增益穩定。</w:t>
       </w:r>
     </w:p>
     <w:p>
@@ -409,25 +303,87 @@
           <w:sz w:val="20"/>
           <w:szCs w:val="20"/>
         </w:rPr>
-        <w:t>種設計無電</w:t>
-      </w:r>
-      <w:proofErr w:type="gramStart"/>
+        <w:t>種設計無電感跨阻</w:t>
+      </w:r>
       <w:r>
         <w:rPr>
           <w:rFonts w:ascii="標楷體" w:eastAsia="標楷體" w:hAnsi="標楷體" w:cs="標楷體" w:hint="eastAsia"/>
           <w:sz w:val="20"/>
           <w:szCs w:val="20"/>
         </w:rPr>
-        <w:t>感跨阻</w:t>
-      </w:r>
-      <w:proofErr w:type="gramEnd"/>
+        <w:t>放大</w:t>
+      </w:r>
       <w:r>
         <w:rPr>
           <w:rFonts w:ascii="標楷體" w:eastAsia="標楷體" w:hAnsi="標楷體" w:cs="標楷體" w:hint="eastAsia"/>
           <w:sz w:val="20"/>
           <w:szCs w:val="20"/>
         </w:rPr>
-        <w:t>放大</w:t>
+        <w:t>器</w:t>
+      </w:r>
+      <w:r>
+        <w:rPr>
+          <w:rFonts w:ascii="標楷體" w:eastAsia="標楷體" w:hAnsi="標楷體"/>
+          <w:sz w:val="20"/>
+          <w:szCs w:val="20"/>
+        </w:rPr>
+        <w:t xml:space="preserve"> (TIA) </w:t>
+      </w:r>
+      <w:r>
+        <w:rPr>
+          <w:rFonts w:ascii="標楷體" w:eastAsia="標楷體" w:hAnsi="標楷體" w:hint="eastAsia"/>
+          <w:sz w:val="20"/>
+          <w:szCs w:val="20"/>
+        </w:rPr>
+        <w:t>的新技術。此技術使</w:t>
+      </w:r>
+      <w:r>
+        <w:rPr>
+          <w:rFonts w:ascii="標楷體" w:eastAsia="標楷體" w:hAnsi="標楷體" w:cs="Microsoft JhengHei UI" w:hint="eastAsia"/>
+          <w:sz w:val="20"/>
+          <w:szCs w:val="20"/>
+        </w:rPr>
+        <w:t>用</w:t>
+      </w:r>
+      <w:r>
+        <w:rPr>
+          <w:rFonts w:ascii="標楷體" w:eastAsia="標楷體" w:hAnsi="標楷體"/>
+          <w:sz w:val="20"/>
+          <w:szCs w:val="20"/>
+        </w:rPr>
+        <w:t xml:space="preserve">N </w:t>
+      </w:r>
+      <w:r>
+        <w:rPr>
+          <w:rFonts w:ascii="標楷體" w:eastAsia="標楷體" w:hAnsi="標楷體" w:hint="eastAsia"/>
+          <w:sz w:val="20"/>
+          <w:szCs w:val="20"/>
+        </w:rPr>
+        <w:t>個類似的</w:t>
+      </w:r>
+      <w:r>
+        <w:rPr>
+          <w:rFonts w:ascii="標楷體" w:eastAsia="標楷體" w:hAnsi="標楷體"/>
+          <w:sz w:val="20"/>
+          <w:szCs w:val="20"/>
+        </w:rPr>
+        <w:t xml:space="preserve"> TIA </w:t>
+      </w:r>
+      <w:r>
+        <w:rPr>
+          <w:rFonts w:ascii="標楷體" w:eastAsia="標楷體" w:hAnsi="標楷體" w:hint="eastAsia"/>
+          <w:sz w:val="20"/>
+          <w:szCs w:val="20"/>
+        </w:rPr>
+        <w:t>並聯來</w:t>
+      </w:r>
+      <w:r>
+        <w:rPr>
+          <w:rFonts w:ascii="標楷體" w:eastAsia="標楷體" w:hAnsi="標楷體" w:hint="eastAsia"/>
+          <w:sz w:val="20"/>
+          <w:szCs w:val="20"/>
+        </w:rPr>
+        <w:t>提高</w:t>
       </w:r>
       <w:r>
         <w:rPr>
@@ -435,7 +391,23 @@
           <w:sz w:val="20"/>
           <w:szCs w:val="20"/>
         </w:rPr>
-        <w:t>器</w:t>
+        <w:t>整體頻寬，同時保持電壓增益穩定。</w:t>
+      </w:r>
+      <w:r>
+        <w:rPr>
+          <w:rFonts w:ascii="標楷體" w:eastAsia="標楷體" w:hAnsi="標楷體" w:cs="標楷體" w:hint="eastAsia"/>
+          <w:sz w:val="20"/>
+          <w:szCs w:val="20"/>
+        </w:rPr>
+        <w:t>使用這種方</w:t>
+      </w:r>
+      <w:r>
+        <w:rPr>
+          <w:rFonts w:ascii="標楷體" w:eastAsia="標楷體" w:hAnsi="標楷體" w:cs="標楷體" w:hint="eastAsia"/>
+          <w:sz w:val="20"/>
+          <w:szCs w:val="20"/>
+        </w:rPr>
+        <w:t>法，在</w:t>
       </w:r>
       <w:r>
         <w:rPr>
@@ -443,7 +415,7 @@
           <w:sz w:val="20"/>
           <w:szCs w:val="20"/>
         </w:rPr>
-        <w:t xml:space="preserve"> (TIA) </w:t>
+        <w:t xml:space="preserve">0.18μm CMOS </w:t>
       </w:r>
       <w:r>
         <w:rPr>
@@ -451,15 +423,23 @@
           <w:sz w:val="20"/>
           <w:szCs w:val="20"/>
         </w:rPr>
-        <w:t>的新技術。此技術使</w:t>
-      </w:r>
-      <w:r>
-        <w:rPr>
-          <w:rFonts w:ascii="標楷體" w:eastAsia="標楷體" w:hAnsi="標楷體" w:cs="Microsoft JhengHei UI" w:hint="eastAsia"/>
+        <w:t>製成設計並實現了</w:t>
+      </w:r>
+      <w:r>
+        <w:rPr>
+          <w:rFonts w:ascii="Microsoft JhengHei UI" w:eastAsia="Microsoft JhengHei UI" w:hAnsi="Microsoft JhengHei UI" w:cs="Microsoft JhengHei UI" w:hint="eastAsia"/>
           <w:sz w:val="20"/>
           <w:szCs w:val="20"/>
         </w:rPr>
-        <w:t>用</w:t>
+        <w:t>⼀</w:t>
+      </w:r>
+      <w:r>
+        <w:rPr>
+          <w:rFonts w:ascii="標楷體" w:eastAsia="標楷體" w:hAnsi="標楷體" w:cs="標楷體" w:hint="eastAsia"/>
+          <w:sz w:val="20"/>
+          <w:szCs w:val="20"/>
+        </w:rPr>
+        <w:t>個</w:t>
       </w:r>
       <w:r>
         <w:rPr>
@@ -467,33 +447,39 @@
           <w:sz w:val="20"/>
           <w:szCs w:val="20"/>
         </w:rPr>
-        <w:t xml:space="preserve">N </w:t>
-      </w:r>
-      <w:proofErr w:type="gramStart"/>
+        <w:t xml:space="preserve"> 10Gb/s </w:t>
+      </w:r>
       <w:r>
         <w:rPr>
           <w:rFonts w:ascii="標楷體" w:eastAsia="標楷體" w:hAnsi="標楷體" w:hint="eastAsia"/>
           <w:sz w:val="20"/>
           <w:szCs w:val="20"/>
         </w:rPr>
-        <w:t>個</w:t>
-      </w:r>
-      <w:proofErr w:type="gramEnd"/>
+        <w:t>無電感</w:t>
+      </w:r>
+      <w:r>
+        <w:rPr>
+          <w:rFonts w:ascii="標楷體" w:eastAsia="標楷體" w:hAnsi="標楷體"/>
+          <w:sz w:val="20"/>
+          <w:szCs w:val="20"/>
+        </w:rPr>
+        <w:t xml:space="preserve"> TIA</w:t>
+      </w:r>
       <w:r>
         <w:rPr>
           <w:rFonts w:ascii="標楷體" w:eastAsia="標楷體" w:hAnsi="標楷體" w:hint="eastAsia"/>
           <w:sz w:val="20"/>
           <w:szCs w:val="20"/>
         </w:rPr>
-        <w:t>類似的</w:t>
-      </w:r>
-      <w:r>
-        <w:rPr>
-          <w:rFonts w:ascii="標楷體" w:eastAsia="標楷體" w:hAnsi="標楷體"/>
+        <w:t>。理論、模擬和實驗結果一致。可使頻寬</w:t>
+      </w:r>
+      <w:r>
+        <w:rPr>
+          <w:rFonts w:ascii="標楷體" w:eastAsia="標楷體" w:hAnsi="標楷體" w:hint="eastAsia"/>
           <w:sz w:val="20"/>
           <w:szCs w:val="20"/>
         </w:rPr>
-        <w:t xml:space="preserve"> TIA </w:t>
+        <w:t>提升至</w:t>
       </w:r>
       <w:r>
         <w:rPr>
@@ -501,129 +487,7 @@
           <w:sz w:val="20"/>
           <w:szCs w:val="20"/>
         </w:rPr>
-        <w:t>並聯來</w:t>
-      </w:r>
-      <w:r>
-        <w:rPr>
-          <w:rFonts w:ascii="標楷體" w:eastAsia="標楷體" w:hAnsi="標楷體" w:hint="eastAsia"/>
-          <w:sz w:val="20"/>
-          <w:szCs w:val="20"/>
-        </w:rPr>
-        <w:t>提高</w:t>
-      </w:r>
-      <w:r>
-        <w:rPr>
-          <w:rFonts w:ascii="標楷體" w:eastAsia="標楷體" w:hAnsi="標楷體" w:cs="標楷體" w:hint="eastAsia"/>
-          <w:sz w:val="20"/>
-          <w:szCs w:val="20"/>
-        </w:rPr>
-        <w:t>整體頻寬，同時保持電壓增益穩定。</w:t>
-      </w:r>
-      <w:r>
-        <w:rPr>
-          <w:rFonts w:ascii="標楷體" w:eastAsia="標楷體" w:hAnsi="標楷體" w:cs="標楷體" w:hint="eastAsia"/>
-          <w:sz w:val="20"/>
-          <w:szCs w:val="20"/>
-        </w:rPr>
-        <w:t>使用這種方</w:t>
-      </w:r>
-      <w:r>
-        <w:rPr>
-          <w:rFonts w:ascii="標楷體" w:eastAsia="標楷體" w:hAnsi="標楷體" w:cs="標楷體" w:hint="eastAsia"/>
-          <w:sz w:val="20"/>
-          <w:szCs w:val="20"/>
-        </w:rPr>
-        <w:t>法，在</w:t>
-      </w:r>
-      <w:r>
-        <w:rPr>
-          <w:rFonts w:ascii="標楷體" w:eastAsia="標楷體" w:hAnsi="標楷體"/>
-          <w:sz w:val="20"/>
-          <w:szCs w:val="20"/>
-        </w:rPr>
-        <w:t xml:space="preserve">0.18μm CMOS </w:t>
-      </w:r>
-      <w:r>
-        <w:rPr>
-          <w:rFonts w:ascii="標楷體" w:eastAsia="標楷體" w:hAnsi="標楷體" w:hint="eastAsia"/>
-          <w:sz w:val="20"/>
-          <w:szCs w:val="20"/>
-        </w:rPr>
-        <w:t>製成設計並實現了</w:t>
-      </w:r>
-      <w:r>
-        <w:rPr>
-          <w:rFonts w:ascii="Microsoft JhengHei UI" w:eastAsia="Microsoft JhengHei UI" w:hAnsi="Microsoft JhengHei UI" w:cs="Microsoft JhengHei UI" w:hint="eastAsia"/>
-          <w:sz w:val="20"/>
-          <w:szCs w:val="20"/>
-        </w:rPr>
-        <w:t>⼀</w:t>
-      </w:r>
-      <w:r>
-        <w:rPr>
-          <w:rFonts w:ascii="標楷體" w:eastAsia="標楷體" w:hAnsi="標楷體" w:cs="標楷體" w:hint="eastAsia"/>
-          <w:sz w:val="20"/>
-          <w:szCs w:val="20"/>
-        </w:rPr>
-        <w:t>個</w:t>
-      </w:r>
-      <w:r>
-        <w:rPr>
-          <w:rFonts w:ascii="標楷體" w:eastAsia="標楷體" w:hAnsi="標楷體"/>
-          <w:sz w:val="20"/>
-          <w:szCs w:val="20"/>
-        </w:rPr>
-        <w:t xml:space="preserve"> 10Gb/s </w:t>
-      </w:r>
-      <w:r>
-        <w:rPr>
-          <w:rFonts w:ascii="標楷體" w:eastAsia="標楷體" w:hAnsi="標楷體" w:hint="eastAsia"/>
-          <w:sz w:val="20"/>
-          <w:szCs w:val="20"/>
-        </w:rPr>
-        <w:t>無電感</w:t>
-      </w:r>
-      <w:r>
-        <w:rPr>
-          <w:rFonts w:ascii="標楷體" w:eastAsia="標楷體" w:hAnsi="標楷體"/>
-          <w:sz w:val="20"/>
-          <w:szCs w:val="20"/>
-        </w:rPr>
-        <w:t xml:space="preserve"> TIA</w:t>
-      </w:r>
-      <w:r>
-        <w:rPr>
-          <w:rFonts w:ascii="標楷體" w:eastAsia="標楷體" w:hAnsi="標楷體" w:hint="eastAsia"/>
-          <w:sz w:val="20"/>
-          <w:szCs w:val="20"/>
-        </w:rPr>
-        <w:t>。理論、模擬和實驗結果一致。可使頻寬</w:t>
-      </w:r>
-      <w:r>
-        <w:rPr>
-          <w:rFonts w:ascii="標楷體" w:eastAsia="標楷體" w:hAnsi="標楷體" w:hint="eastAsia"/>
-          <w:sz w:val="20"/>
-          <w:szCs w:val="20"/>
-        </w:rPr>
-        <w:t>提升至</w:t>
-      </w:r>
-      <w:proofErr w:type="spellStart"/>
-      <w:r>
-        <w:rPr>
-          <w:rFonts w:ascii="標楷體" w:eastAsia="標楷體" w:hAnsi="標楷體" w:hint="eastAsia"/>
-          <w:sz w:val="20"/>
-          <w:szCs w:val="20"/>
-        </w:rPr>
-        <w:t>Ghz</w:t>
-      </w:r>
-      <w:proofErr w:type="spellEnd"/>
-      <w:r>
-        <w:rPr>
-          <w:rFonts w:ascii="標楷體" w:eastAsia="標楷體" w:hAnsi="標楷體" w:hint="eastAsia"/>
-          <w:sz w:val="20"/>
-          <w:szCs w:val="20"/>
-        </w:rPr>
-        <w:t>。</w:t>
+        <w:t>Ghz。</w:t>
       </w:r>
     </w:p>
     <w:p>
@@ -664,44 +528,24 @@
           <w:sz w:val="20"/>
           <w:szCs w:val="20"/>
         </w:rPr>
-        <w:t>無</w:t>
-      </w:r>
-      <w:proofErr w:type="gramStart"/>
+        <w:t>無電感器、</w:t>
+      </w:r>
       <w:r>
         <w:rPr>
           <w:rFonts w:ascii="標楷體" w:eastAsia="標楷體" w:hAnsi="標楷體" w:hint="eastAsia"/>
           <w:sz w:val="20"/>
           <w:szCs w:val="20"/>
         </w:rPr>
-        <w:t>電感器</w:t>
-      </w:r>
-      <w:proofErr w:type="gramEnd"/>
+        <w:t>CMOS、</w:t>
+      </w:r>
       <w:r>
         <w:rPr>
           <w:rFonts w:ascii="標楷體" w:eastAsia="標楷體" w:hAnsi="標楷體" w:hint="eastAsia"/>
           <w:sz w:val="20"/>
           <w:szCs w:val="20"/>
         </w:rPr>
-        <w:t>、</w:t>
-      </w:r>
-      <w:r>
-        <w:rPr>
-          <w:rFonts w:ascii="標楷體" w:eastAsia="標楷體" w:hAnsi="標楷體" w:hint="eastAsia"/>
-          <w:sz w:val="20"/>
-          <w:szCs w:val="20"/>
-        </w:rPr>
-        <w:t>CMOS、</w:t>
-      </w:r>
-      <w:proofErr w:type="gramStart"/>
-      <w:r>
-        <w:rPr>
-          <w:rFonts w:ascii="標楷體" w:eastAsia="標楷體" w:hAnsi="標楷體" w:hint="eastAsia"/>
-          <w:sz w:val="20"/>
-          <w:szCs w:val="20"/>
-        </w:rPr>
         <w:t>轉阻放大器</w:t>
       </w:r>
-      <w:proofErr w:type="gramEnd"/>
       <w:r>
         <w:rPr>
           <w:rFonts w:ascii="標楷體" w:eastAsia="標楷體" w:hAnsi="標楷體" w:hint="eastAsia"/>
@@ -782,39 +626,7 @@
           <w:rFonts w:ascii="標楷體" w:eastAsia="標楷體" w:hAnsi="標楷體" w:hint="eastAsia"/>
           <w:sz w:val="20"/>
         </w:rPr>
-        <w:t>隨著網際網路的出現，人們不斷發現新的應用方法，例如資料傳輸、視訊會議等。這些應用都需要更快的傳輸速度，因此光纖通訊以其超快的頻寬與極低的傳輸損耗，一直是滿足這些需求的終極解決方案。</w:t>
-      </w:r>
-      <w:proofErr w:type="gramStart"/>
-      <w:r>
-        <w:rPr>
-          <w:rFonts w:ascii="標楷體" w:eastAsia="標楷體" w:hAnsi="標楷體" w:hint="eastAsia"/>
-          <w:sz w:val="20"/>
-        </w:rPr>
-        <w:t>而轉阻放大器</w:t>
-      </w:r>
-      <w:proofErr w:type="gramEnd"/>
-      <w:r>
-        <w:rPr>
-          <w:rFonts w:ascii="標楷體" w:eastAsia="標楷體" w:hAnsi="標楷體" w:hint="eastAsia"/>
-          <w:sz w:val="20"/>
-        </w:rPr>
-        <w:t>(Transimpedance Amplifier ; TIA)是組成光纖通訊不可或缺的元件之</w:t>
-      </w:r>
-      <w:proofErr w:type="gramStart"/>
-      <w:r>
-        <w:rPr>
-          <w:rFonts w:ascii="標楷體" w:eastAsia="標楷體" w:hAnsi="標楷體" w:hint="eastAsia"/>
-          <w:sz w:val="20"/>
-        </w:rPr>
-        <w:t>一</w:t>
-      </w:r>
-      <w:proofErr w:type="gramEnd"/>
-      <w:r>
-        <w:rPr>
-          <w:rFonts w:ascii="標楷體" w:eastAsia="標楷體" w:hAnsi="標楷體" w:hint="eastAsia"/>
-          <w:sz w:val="20"/>
-        </w:rPr>
-        <w:t>。因此本專題將針對TIA電路進行研究。。</w:t>
+        <w:t>隨著網際網路的出現，人們不斷發現新的應用方法，例如資料傳輸、視訊會議等。這些應用都需要更快的傳輸速度，因此光纖通訊以其超快的頻寬與極低的傳輸損耗，一直是滿足這些需求的終極解決方案。而轉阻放大器(Transimpedance Amplifier ; TIA)是組成光纖通訊不可或缺的元件之一。因此本專題將針對TIA電路進行研究。。</w:t>
       </w:r>
     </w:p>
     <w:p>
@@ -828,53 +640,12 @@
           <w:sz w:val="20"/>
         </w:rPr>
       </w:pPr>
-      <w:proofErr w:type="gramStart"/>
       <w:r>
         <w:rPr>
           <w:rFonts w:ascii="標楷體" w:eastAsia="標楷體" w:hAnsi="標楷體" w:hint="eastAsia"/>
           <w:sz w:val="20"/>
         </w:rPr>
-        <w:t>轉阻放大器</w:t>
-      </w:r>
-      <w:proofErr w:type="gramEnd"/>
-      <w:r>
-        <w:rPr>
-          <w:rFonts w:ascii="標楷體" w:eastAsia="標楷體" w:hAnsi="標楷體" w:hint="eastAsia"/>
-          <w:sz w:val="20"/>
-        </w:rPr>
-        <w:t xml:space="preserve"> (Transimpedance Amplifier ; TIA) 是一種電流電壓轉換器，通常使用一個或多個運算放大器來實現。其中一個重要的應用是使用在光接收器的前端放大器上。我們的研究針對如何在提高TIA頻寬的同時</w:t>
-      </w:r>
-      <w:proofErr w:type="gramStart"/>
-      <w:r>
-        <w:rPr>
-          <w:rFonts w:ascii="標楷體" w:eastAsia="標楷體" w:hAnsi="標楷體" w:hint="eastAsia"/>
-          <w:sz w:val="20"/>
-        </w:rPr>
-        <w:t>保持跨導增益</w:t>
-      </w:r>
-      <w:proofErr w:type="gramEnd"/>
-      <w:r>
-        <w:rPr>
-          <w:rFonts w:ascii="標楷體" w:eastAsia="標楷體" w:hAnsi="標楷體" w:hint="eastAsia"/>
-          <w:sz w:val="20"/>
-        </w:rPr>
-        <w:t xml:space="preserve">不變，主要使用的方法為通過將 N </w:t>
-      </w:r>
-      <w:proofErr w:type="gramStart"/>
-      <w:r>
-        <w:rPr>
-          <w:rFonts w:ascii="標楷體" w:eastAsia="標楷體" w:hAnsi="標楷體" w:hint="eastAsia"/>
-          <w:sz w:val="20"/>
-        </w:rPr>
-        <w:t>個</w:t>
-      </w:r>
-      <w:proofErr w:type="gramEnd"/>
-      <w:r>
-        <w:rPr>
-          <w:rFonts w:ascii="標楷體" w:eastAsia="標楷體" w:hAnsi="標楷體" w:hint="eastAsia"/>
-          <w:sz w:val="20"/>
-        </w:rPr>
-        <w:t>相同的反饋TIA並聯連接，將其輸出電壓相加，通過消耗更多的功率而無需使用電感，來提高TIA的增益頻寬乘積。</w:t>
+        <w:t>轉阻放大器 (Transimpedance Amplifier ; TIA) 是一種電流電壓轉換器，通常使用一個或多個運算放大器來實現。其中一個重要的應用是使用在光接收器的前端放大器上。我們的研究針對如何在提高TIA頻寬的同時保持跨導增益不變，主要使用的方法為通過將 N 個相同的反饋TIA並聯連接，將其輸出電壓相加，通過消耗更多的功率而無需使用電感，來提高TIA的增益頻寬乘積。</w:t>
       </w:r>
     </w:p>
     <w:p>
@@ -936,40 +707,15 @@
           <w:rFonts w:ascii="標楷體" w:eastAsia="標楷體" w:hAnsi="標楷體" w:hint="eastAsia"/>
           <w:sz w:val="20"/>
         </w:rPr>
-        <w:t>(</w:t>
-      </w:r>
-      <w:proofErr w:type="spellStart"/>
+        <w:t>(Photodector;PD)</w:t>
+      </w:r>
       <w:r>
         <w:rPr>
           <w:rFonts w:ascii="標楷體" w:eastAsia="標楷體" w:hAnsi="標楷體" w:hint="eastAsia"/>
           <w:sz w:val="20"/>
         </w:rPr>
-        <w:t>Photodector;PD</w:t>
-      </w:r>
-      <w:proofErr w:type="spellEnd"/>
-      <w:r>
-        <w:rPr>
-          <w:rFonts w:ascii="標楷體" w:eastAsia="標楷體" w:hAnsi="標楷體" w:hint="eastAsia"/>
-          <w:sz w:val="20"/>
-        </w:rPr>
-        <w:t>)</w:t>
-      </w:r>
-      <w:r>
-        <w:rPr>
-          <w:rFonts w:ascii="標楷體" w:eastAsia="標楷體" w:hAnsi="標楷體" w:hint="eastAsia"/>
-          <w:sz w:val="20"/>
-        </w:rPr>
-        <w:t>，將光信號轉換為光電流。接下來再</w:t>
-      </w:r>
-      <w:proofErr w:type="gramStart"/>
-      <w:r>
-        <w:rPr>
-          <w:rFonts w:ascii="標楷體" w:eastAsia="標楷體" w:hAnsi="標楷體" w:hint="eastAsia"/>
-          <w:sz w:val="20"/>
-        </w:rPr>
-        <w:t>由轉阻放大</w:t>
-      </w:r>
-      <w:proofErr w:type="gramEnd"/>
+        <w:t>，將光信號轉換為光電流。接下來再由轉阻放大</w:t>
+      </w:r>
       <w:r>
         <w:rPr>
           <w:rFonts w:ascii="標楷體" w:eastAsia="標楷體" w:hAnsi="標楷體" w:hint="eastAsia"/>
@@ -1249,7 +995,28 @@
           <w:rFonts w:ascii="標楷體" w:eastAsia="標楷體" w:hAnsi="標楷體" w:hint="eastAsia"/>
           <w:sz w:val="20"/>
         </w:rPr>
-        <w:t>圖一</w:t>
+        <w:t>圖</w:t>
+      </w:r>
+      <w:r>
+        <w:rPr>
+          <w:rFonts w:ascii="標楷體" w:eastAsia="標楷體" w:hAnsi="標楷體" w:hint="eastAsia"/>
+          <w:sz w:val="20"/>
+        </w:rPr>
+        <w:t>(</w:t>
+      </w:r>
+      <w:r>
+        <w:rPr>
+          <w:rFonts w:ascii="標楷體" w:eastAsia="標楷體" w:hAnsi="標楷體" w:hint="eastAsia"/>
+          <w:sz w:val="20"/>
+        </w:rPr>
+        <w:t>一</w:t>
+      </w:r>
+      <w:r>
+        <w:rPr>
+          <w:rFonts w:ascii="標楷體" w:eastAsia="標楷體" w:hAnsi="標楷體" w:hint="eastAsia"/>
+          <w:sz w:val="20"/>
+        </w:rPr>
+        <w:t>)</w:t>
       </w:r>
       <w:r>
         <w:rPr>
@@ -1280,140 +1047,19 @@
           <w:sz w:val="20"/>
         </w:rPr>
       </w:pPr>
-      <w:proofErr w:type="gramStart"/>
       <w:r>
         <w:rPr>
           <w:rFonts w:ascii="標楷體" w:eastAsia="標楷體" w:hAnsi="標楷體" w:hint="eastAsia"/>
           <w:sz w:val="20"/>
         </w:rPr>
-        <w:t>轉阻放大器</w:t>
-      </w:r>
-      <w:proofErr w:type="gramEnd"/>
+        <w:t>轉阻放大器 (TIA)是第一級增益，光接收器中的基本模組之一。TIA的寬頻設計主要是透過具有高電容的光電探測器驅動，通常範圍為0.2至0.5 pF。 該電容通常會產生主導TIA的極點，因此限制了其頻寬。</w:t>
+      </w:r>
       <w:r>
         <w:rPr>
           <w:rFonts w:ascii="標楷體" w:eastAsia="標楷體" w:hAnsi="標楷體" w:hint="eastAsia"/>
           <w:sz w:val="20"/>
         </w:rPr>
-        <w:t xml:space="preserve"> (TIA)是第一級增益，光接收器中的基本模組之</w:t>
-      </w:r>
-      <w:proofErr w:type="gramStart"/>
-      <w:r>
-        <w:rPr>
-          <w:rFonts w:ascii="標楷體" w:eastAsia="標楷體" w:hAnsi="標楷體" w:hint="eastAsia"/>
-          <w:sz w:val="20"/>
-        </w:rPr>
-        <w:t>一</w:t>
-      </w:r>
-      <w:proofErr w:type="gramEnd"/>
-      <w:r>
-        <w:rPr>
-          <w:rFonts w:ascii="標楷體" w:eastAsia="標楷體" w:hAnsi="標楷體" w:hint="eastAsia"/>
-          <w:sz w:val="20"/>
-        </w:rPr>
-        <w:t>。TIA的寬頻設計主要是透過具有高電容的光電探測器驅動，通常範圍為0.2至0.5 pF。 該電容通常會產生主導TIA的極點，因此限制了其頻寬。</w:t>
-      </w:r>
-      <w:r>
-        <w:rPr>
-          <w:rFonts w:ascii="標楷體" w:eastAsia="標楷體" w:hAnsi="標楷體" w:hint="eastAsia"/>
-          <w:sz w:val="20"/>
-        </w:rPr>
-        <w:t>然而，使用</w:t>
-      </w:r>
-      <w:proofErr w:type="gramStart"/>
-      <w:r>
-        <w:rPr>
-          <w:rFonts w:ascii="標楷體" w:eastAsia="標楷體" w:hAnsi="標楷體" w:hint="eastAsia"/>
-          <w:sz w:val="20"/>
-        </w:rPr>
-        <w:t>電感器來</w:t>
-      </w:r>
-      <w:proofErr w:type="gramEnd"/>
-      <w:r>
-        <w:rPr>
-          <w:rFonts w:ascii="標楷體" w:eastAsia="標楷體" w:hAnsi="標楷體" w:hint="eastAsia"/>
-          <w:sz w:val="20"/>
-        </w:rPr>
-        <w:t>增加TIA的頻寬有幾個缺點：(1)晶片尺寸急劇增加; (2)基板耦合增加通過</w:t>
-      </w:r>
-      <w:proofErr w:type="gramStart"/>
-      <w:r>
-        <w:rPr>
-          <w:rFonts w:ascii="標楷體" w:eastAsia="標楷體" w:hAnsi="標楷體" w:hint="eastAsia"/>
-          <w:sz w:val="20"/>
-        </w:rPr>
-        <w:t>電感器</w:t>
-      </w:r>
-      <w:proofErr w:type="gramEnd"/>
-      <w:r>
-        <w:rPr>
-          <w:rFonts w:ascii="標楷體" w:eastAsia="標楷體" w:hAnsi="標楷體" w:hint="eastAsia"/>
-          <w:sz w:val="20"/>
-        </w:rPr>
-        <w:t>，導致更高的干擾；(3)TIA使用薄金屬進行數位化處理時性能會下降和有被動元件。在平行光連接中多個TIA和光電探測器並行使用以創建多個通道並提高接收器的整體資料速率，因此TIA面積</w:t>
-      </w:r>
-      <w:proofErr w:type="gramStart"/>
-      <w:r>
-        <w:rPr>
-          <w:rFonts w:ascii="標楷體" w:eastAsia="標楷體" w:hAnsi="標楷體" w:hint="eastAsia"/>
-          <w:sz w:val="20"/>
-        </w:rPr>
-        <w:t>小且基板</w:t>
-      </w:r>
-      <w:proofErr w:type="gramEnd"/>
-      <w:r>
-        <w:rPr>
-          <w:rFonts w:ascii="標楷體" w:eastAsia="標楷體" w:hAnsi="標楷體" w:hint="eastAsia"/>
-          <w:sz w:val="20"/>
-        </w:rPr>
-        <w:t>耦合低，這是通道之間干擾的主要來源之</w:t>
-      </w:r>
-      <w:proofErr w:type="gramStart"/>
-      <w:r>
-        <w:rPr>
-          <w:rFonts w:ascii="標楷體" w:eastAsia="標楷體" w:hAnsi="標楷體" w:hint="eastAsia"/>
-          <w:sz w:val="20"/>
-        </w:rPr>
-        <w:t>一</w:t>
-      </w:r>
-      <w:proofErr w:type="gramEnd"/>
-      <w:r>
-        <w:rPr>
-          <w:rFonts w:ascii="標楷體" w:eastAsia="標楷體" w:hAnsi="標楷體" w:hint="eastAsia"/>
-          <w:sz w:val="20"/>
-        </w:rPr>
-        <w:t>。因此我們這次的專題要設計一種增強TIA頻寬的技術不使用任何電</w:t>
-      </w:r>
-      <w:proofErr w:type="gramStart"/>
-      <w:r>
-        <w:rPr>
-          <w:rFonts w:ascii="標楷體" w:eastAsia="標楷體" w:hAnsi="標楷體" w:hint="eastAsia"/>
-          <w:sz w:val="20"/>
-        </w:rPr>
-        <w:t>感器且</w:t>
-      </w:r>
-      <w:proofErr w:type="gramEnd"/>
-      <w:r>
-        <w:rPr>
-          <w:rFonts w:ascii="標楷體" w:eastAsia="標楷體" w:hAnsi="標楷體" w:hint="eastAsia"/>
-          <w:sz w:val="20"/>
-        </w:rPr>
-        <w:t>不改變頻寬</w:t>
-      </w:r>
-      <w:proofErr w:type="gramStart"/>
-      <w:r>
-        <w:rPr>
-          <w:rFonts w:ascii="標楷體" w:eastAsia="標楷體" w:hAnsi="標楷體" w:hint="eastAsia"/>
-          <w:sz w:val="20"/>
-        </w:rPr>
-        <w:t>的轉阻增益</w:t>
-      </w:r>
-      <w:proofErr w:type="gramEnd"/>
-      <w:r>
-        <w:rPr>
-          <w:rFonts w:ascii="標楷體" w:eastAsia="標楷體" w:hAnsi="標楷體" w:hint="eastAsia"/>
-          <w:sz w:val="20"/>
-        </w:rPr>
-        <w:t>。</w:t>
+        <w:t>然而，使用電感器來增加TIA的頻寬有幾個缺點：(1)晶片尺寸急劇增加; (2)基板耦合增加通過電感器，導致更高的干擾；(3)TIA使用薄金屬進行數位化處理時性能會下降和有被動元件。在平行光連接中多個TIA和光電探測器並行使用以創建多個通道並提高接收器的整體資料速率，因此TIA面積小且基板耦合低，這是通道之間干擾的主要來源之一。因此我們這次的專題要設計一種增強TIA頻寬的技術不使用任何電感器且不改變頻寬的轉阻增益。</w:t>
       </w:r>
     </w:p>
     <w:p>
@@ -1601,7 +1247,31 @@
           <w:b/>
           <w:sz w:val="20"/>
         </w:rPr>
-        <w:t>圖二</w:t>
+        <w:t>圖</w:t>
+      </w:r>
+      <w:r>
+        <w:rPr>
+          <w:rFonts w:eastAsia="標楷體" w:hint="eastAsia"/>
+          <w:b/>
+          <w:sz w:val="20"/>
+        </w:rPr>
+        <w:t>(</w:t>
+      </w:r>
+      <w:r>
+        <w:rPr>
+          <w:rFonts w:eastAsia="標楷體" w:hint="eastAsia"/>
+          <w:b/>
+          <w:sz w:val="20"/>
+        </w:rPr>
+        <w:t>二</w:t>
+      </w:r>
+      <w:r>
+        <w:rPr>
+          <w:rFonts w:eastAsia="標楷體" w:hint="eastAsia"/>
+          <w:b/>
+          <w:sz w:val="20"/>
+        </w:rPr>
+        <w:t>)</w:t>
       </w:r>
       <w:r>
         <w:rPr>
@@ -3544,43 +3214,7 @@
           <w:bCs/>
           <w:sz w:val="20"/>
         </w:rPr>
-        <w:t>的步階響應中出現的</w:t>
-      </w:r>
-      <w:proofErr w:type="gramStart"/>
-      <w:r>
-        <w:rPr>
-          <w:rFonts w:eastAsia="標楷體" w:hint="eastAsia"/>
-          <w:bCs/>
-          <w:sz w:val="20"/>
-        </w:rPr>
-        <w:t>振鈴量</w:t>
-      </w:r>
-      <w:proofErr w:type="gramEnd"/>
-      <w:r>
-        <w:rPr>
-          <w:rFonts w:eastAsia="標楷體" w:hint="eastAsia"/>
-          <w:bCs/>
-          <w:sz w:val="20"/>
-        </w:rPr>
-        <w:t>。如果ζ</w:t>
-      </w:r>
-      <w:proofErr w:type="gramStart"/>
-      <w:r>
-        <w:rPr>
-          <w:rFonts w:eastAsia="標楷體" w:hint="eastAsia"/>
-          <w:bCs/>
-          <w:sz w:val="20"/>
-        </w:rPr>
-        <w:t>≦</w:t>
-      </w:r>
-      <w:proofErr w:type="gramEnd"/>
-      <w:r>
-        <w:rPr>
-          <w:rFonts w:eastAsia="標楷體" w:hint="eastAsia"/>
-          <w:bCs/>
-          <w:sz w:val="20"/>
-        </w:rPr>
-        <w:t>√</w:t>
+        <w:t>的步階響應中出現的振鈴量。如果ζ≦√</w:t>
       </w:r>
       <w:r>
         <w:rPr>
@@ -3596,25 +3230,7 @@
           <w:bCs/>
           <w:sz w:val="20"/>
         </w:rPr>
-        <w:t>臨界阻尼值，則在步階響應中會</w:t>
-      </w:r>
-      <w:proofErr w:type="gramStart"/>
-      <w:r>
-        <w:rPr>
-          <w:rFonts w:eastAsia="標楷體" w:hint="eastAsia"/>
-          <w:bCs/>
-          <w:sz w:val="20"/>
-        </w:rPr>
-        <w:t>出現振鈴</w:t>
-      </w:r>
-      <w:proofErr w:type="gramEnd"/>
-      <w:r>
-        <w:rPr>
-          <w:rFonts w:eastAsia="標楷體" w:hint="eastAsia"/>
-          <w:bCs/>
-          <w:sz w:val="20"/>
-        </w:rPr>
-        <w:t>，損壞數據的高低電平。如果ζ</w:t>
+        <w:t>臨界阻尼值，則在步階響應中會出現振鈴，損壞數據的高低電平。如果ζ</w:t>
       </w:r>
       <w:r>
         <w:rPr>
@@ -4672,25 +4288,7 @@
           <w:bCs/>
           <w:sz w:val="20"/>
         </w:rPr>
-        <w:t>的</w:t>
-      </w:r>
-      <w:proofErr w:type="gramStart"/>
-      <w:r>
-        <w:rPr>
-          <w:rFonts w:eastAsia="標楷體" w:hint="eastAsia"/>
-          <w:bCs/>
-          <w:sz w:val="20"/>
-        </w:rPr>
-        <w:t>低頻轉導</w:t>
-      </w:r>
-      <w:proofErr w:type="gramEnd"/>
-      <w:r>
-        <w:rPr>
-          <w:rFonts w:eastAsia="標楷體" w:hint="eastAsia"/>
-          <w:bCs/>
-          <w:sz w:val="20"/>
-        </w:rPr>
-        <w:t>增益</w:t>
+        <w:t>的低頻轉導增益</w:t>
       </w:r>
       <w:r>
         <w:rPr>
@@ -5156,7 +4754,31 @@
           <w:b/>
           <w:sz w:val="20"/>
         </w:rPr>
-        <w:t>圖二</w:t>
+        <w:t>圖</w:t>
+      </w:r>
+      <w:r>
+        <w:rPr>
+          <w:rFonts w:eastAsia="標楷體" w:hint="eastAsia"/>
+          <w:b/>
+          <w:sz w:val="20"/>
+        </w:rPr>
+        <w:t>(</w:t>
+      </w:r>
+      <w:r>
+        <w:rPr>
+          <w:rFonts w:eastAsia="標楷體" w:hint="eastAsia"/>
+          <w:b/>
+          <w:sz w:val="20"/>
+        </w:rPr>
+        <w:t>三</w:t>
+      </w:r>
+      <w:r>
+        <w:rPr>
+          <w:rFonts w:eastAsia="標楷體" w:hint="eastAsia"/>
+          <w:b/>
+          <w:sz w:val="20"/>
+        </w:rPr>
+        <w:t>)</w:t>
       </w:r>
       <w:r>
         <w:rPr>
@@ -5226,23 +4848,13 @@
         </w:rPr>
         <w:t xml:space="preserve"> N </w:t>
       </w:r>
-      <w:proofErr w:type="gramStart"/>
       <w:r>
         <w:rPr>
           <w:rFonts w:eastAsia="標楷體" w:hint="eastAsia"/>
           <w:bCs/>
           <w:sz w:val="20"/>
         </w:rPr>
-        <w:t>個</w:t>
-      </w:r>
-      <w:proofErr w:type="gramEnd"/>
-      <w:r>
-        <w:rPr>
-          <w:rFonts w:eastAsia="標楷體" w:hint="eastAsia"/>
-          <w:bCs/>
-          <w:sz w:val="20"/>
-        </w:rPr>
-        <w:t>相同的反饋</w:t>
+        <w:t>個相同的反饋</w:t>
       </w:r>
       <w:r>
         <w:rPr>
@@ -7058,25 +6670,7 @@
           <w:bCs/>
           <w:sz w:val="20"/>
         </w:rPr>
-        <w:t>來提高放大器的性能，包括增益穩定性、線性度和</w:t>
-      </w:r>
-      <w:proofErr w:type="gramStart"/>
-      <w:r>
-        <w:rPr>
-          <w:rFonts w:eastAsia="標楷體" w:hint="eastAsia"/>
-          <w:bCs/>
-          <w:sz w:val="20"/>
-        </w:rPr>
-        <w:t>噪聲</w:t>
-      </w:r>
-      <w:proofErr w:type="gramEnd"/>
-      <w:r>
-        <w:rPr>
-          <w:rFonts w:eastAsia="標楷體" w:hint="eastAsia"/>
-          <w:bCs/>
-          <w:sz w:val="20"/>
-        </w:rPr>
-        <w:t>性能，同時保持一定的頻寬，從而使其在光通信和光檢測系統中能夠更加可靠地工作</w:t>
+        <w:t>來提高放大器的性能，包括增益穩定性、線性度和噪聲性能，同時保持一定的頻寬，從而使其在光通信和光檢測系統中能夠更加可靠地工作</w:t>
       </w:r>
       <w:r>
         <w:rPr>
@@ -7177,7 +6771,31 @@
           <w:bCs/>
           <w:sz w:val="20"/>
         </w:rPr>
-        <w:t>圖三</w:t>
+        <w:t>圖</w:t>
+      </w:r>
+      <w:r>
+        <w:rPr>
+          <w:rFonts w:eastAsia="標楷體" w:hint="eastAsia"/>
+          <w:bCs/>
+          <w:sz w:val="20"/>
+        </w:rPr>
+        <w:t>(</w:t>
+      </w:r>
+      <w:r>
+        <w:rPr>
+          <w:rFonts w:eastAsia="標楷體" w:hint="eastAsia"/>
+          <w:bCs/>
+          <w:sz w:val="20"/>
+        </w:rPr>
+        <w:t>四</w:t>
+      </w:r>
+      <w:r>
+        <w:rPr>
+          <w:rFonts w:eastAsia="標楷體" w:hint="eastAsia"/>
+          <w:bCs/>
+          <w:sz w:val="20"/>
+        </w:rPr>
+        <w:t>)</w:t>
       </w:r>
       <w:r>
         <w:rPr>
@@ -8351,15 +7969,6 @@
         </w:rPr>
         <w:t xml:space="preserve"> </w:t>
       </w:r>
-    </w:p>
-    <w:p>
-      <w:pPr>
-        <w:snapToGrid w:val="0"/>
-        <w:rPr>
-          <w:rFonts w:eastAsia="標楷體"/>
-          <w:sz w:val="20"/>
-        </w:rPr>
-      </w:pPr>
       <w:r>
         <w:rPr>
           <w:rFonts w:eastAsia="標楷體" w:hint="eastAsia"/>
@@ -8432,233 +8041,12 @@
           </mc:Fallback>
         </mc:AlternateContent>
       </w:r>
-      <w:r>
-        <w:rPr>
-          <w:rFonts w:eastAsia="標楷體" w:hint="eastAsia"/>
-          <w:b/>
-          <w:sz w:val="20"/>
-        </w:rPr>
-        <w:t xml:space="preserve"> </w:t>
-      </w:r>
-      <w:r>
-        <w:rPr>
-          <w:rFonts w:eastAsia="標楷體"/>
-          <w:b/>
-          <w:sz w:val="20"/>
-        </w:rPr>
-        <w:t xml:space="preserve">     </w:t>
-      </w:r>
-      <m:oMath>
-        <m:sSub>
-          <m:sSubPr>
-            <m:ctrlPr>
-              <w:rPr>
-                <w:rFonts w:ascii="Cambria Math" w:eastAsia="標楷體" w:hAnsi="Cambria Math"/>
-                <w:sz w:val="20"/>
-              </w:rPr>
-            </m:ctrlPr>
-          </m:sSubPr>
-          <m:e>
-            <m:r>
-              <m:rPr>
-                <m:sty m:val="p"/>
-              </m:rPr>
-              <w:rPr>
-                <w:rFonts w:ascii="Cambria Math" w:eastAsia="標楷體" w:hAnsi="Cambria Math"/>
-                <w:sz w:val="20"/>
-              </w:rPr>
-              <m:t>R</m:t>
-            </m:r>
-          </m:e>
-          <m:sub>
-            <m:r>
-              <w:rPr>
-                <w:rFonts w:ascii="Cambria Math" w:eastAsia="標楷體" w:hAnsi="Cambria Math"/>
-                <w:sz w:val="20"/>
-              </w:rPr>
-              <m:t>L1,3</m:t>
-            </m:r>
-          </m:sub>
-        </m:sSub>
-      </m:oMath>
-      <w:r>
-        <w:rPr>
-          <w:rFonts w:eastAsia="標楷體" w:hint="eastAsia"/>
-          <w:sz w:val="20"/>
-        </w:rPr>
-        <w:t xml:space="preserve"> </w:t>
-      </w:r>
-      <w:r>
-        <w:rPr>
-          <w:rFonts w:eastAsia="標楷體"/>
-          <w:sz w:val="20"/>
-        </w:rPr>
-        <w:t xml:space="preserve">                    0.1</w:t>
-      </w:r>
-      <w:r>
-        <w:rPr>
-          <w:rFonts w:ascii="標楷體" w:eastAsia="標楷體" w:hAnsi="標楷體" w:hint="eastAsia"/>
-          <w:sz w:val="20"/>
-        </w:rPr>
-        <w:t>Ω</w:t>
-      </w:r>
     </w:p>
     <w:p>
       <w:pPr>
         <w:snapToGrid w:val="0"/>
         <w:rPr>
-          <w:rFonts w:eastAsia="標楷體"/>
-          <w:sz w:val="20"/>
-        </w:rPr>
-      </w:pPr>
-      <w:r>
-        <w:rPr>
-          <w:rFonts w:eastAsia="標楷體" w:hint="eastAsia"/>
-          <w:noProof/>
-          <w:sz w:val="20"/>
-        </w:rPr>
-        <mc:AlternateContent>
-          <mc:Choice Requires="wps">
-            <w:drawing>
-              <wp:anchor distT="0" distB="0" distL="114300" distR="114300" simplePos="0" relativeHeight="251669504" behindDoc="0" locked="0" layoutInCell="1" allowOverlap="1" wp14:anchorId="63F9D28B" wp14:editId="020EF8CA">
-                <wp:simplePos x="0" y="0"/>
-                <wp:positionH relativeFrom="column">
-                  <wp:posOffset>302977</wp:posOffset>
-                </wp:positionH>
-                <wp:positionV relativeFrom="paragraph">
-                  <wp:posOffset>4445</wp:posOffset>
-                </wp:positionV>
-                <wp:extent cx="2068830" cy="0"/>
-                <wp:effectExtent l="0" t="0" r="0" b="0"/>
-                <wp:wrapNone/>
-                <wp:docPr id="9" name="直線接點 9"/>
-                <wp:cNvGraphicFramePr/>
-                <a:graphic xmlns:a="http://schemas.openxmlformats.org/drawingml/2006/main">
-                  <a:graphicData uri="http://schemas.microsoft.com/office/word/2010/wordprocessingShape">
-                    <wps:wsp>
-                      <wps:cNvCnPr/>
-                      <wps:spPr>
-                        <a:xfrm>
-                          <a:off x="0" y="0"/>
-                          <a:ext cx="2068830" cy="0"/>
-                        </a:xfrm>
-                        <a:prstGeom prst="line">
-                          <a:avLst/>
-                        </a:prstGeom>
-                        <a:ln w="9525"/>
-                      </wps:spPr>
-                      <wps:style>
-                        <a:lnRef idx="1">
-                          <a:schemeClr val="dk1"/>
-                        </a:lnRef>
-                        <a:fillRef idx="0">
-                          <a:schemeClr val="dk1"/>
-                        </a:fillRef>
-                        <a:effectRef idx="0">
-                          <a:schemeClr val="dk1"/>
-                        </a:effectRef>
-                        <a:fontRef idx="minor">
-                          <a:schemeClr val="tx1"/>
-                        </a:fontRef>
-                      </wps:style>
-                      <wps:bodyPr/>
-                    </wps:wsp>
-                  </a:graphicData>
-                </a:graphic>
-                <wp14:sizeRelH relativeFrom="margin">
-                  <wp14:pctWidth>0</wp14:pctWidth>
-                </wp14:sizeRelH>
-                <wp14:sizeRelV relativeFrom="margin">
-                  <wp14:pctHeight>0</wp14:pctHeight>
-                </wp14:sizeRelV>
-              </wp:anchor>
-            </w:drawing>
-          </mc:Choice>
-          <mc:Fallback>
-            <w:pict>
-              <v:line w14:anchorId="1D00EDF7" id="直線接點 9" o:spid="_x0000_s1026" style="position:absolute;z-index:251669504;visibility:visible;mso-wrap-style:square;mso-width-percent:0;mso-height-percent:0;mso-wrap-distance-left:9pt;mso-wrap-distance-top:0;mso-wrap-distance-right:9pt;mso-wrap-distance-bottom:0;mso-position-horizontal:absolute;mso-position-horizontal-relative:text;mso-position-vertical:absolute;mso-position-vertical-relative:text;mso-width-percent:0;mso-height-percent:0;mso-width-relative:margin;mso-height-relative:margin" from="23.85pt,.35pt" to="186.75pt,.35pt" o:gfxdata="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" strokecolor="black [3200]">
-                <v:stroke joinstyle="miter"/>
-              </v:line>
-            </w:pict>
-          </mc:Fallback>
-        </mc:AlternateContent>
-      </w:r>
-      <w:r>
-        <w:rPr>
-          <w:rFonts w:eastAsia="標楷體" w:hint="eastAsia"/>
-          <w:b/>
-          <w:sz w:val="20"/>
-        </w:rPr>
-        <w:t xml:space="preserve"> </w:t>
-      </w:r>
-      <w:r>
-        <w:rPr>
-          <w:rFonts w:eastAsia="標楷體"/>
-          <w:b/>
-          <w:sz w:val="20"/>
-        </w:rPr>
-        <w:t xml:space="preserve">     </w:t>
-      </w:r>
-      <m:oMath>
-        <m:sSub>
-          <m:sSubPr>
-            <m:ctrlPr>
-              <w:rPr>
-                <w:rFonts w:ascii="Cambria Math" w:eastAsia="標楷體" w:hAnsi="Cambria Math"/>
-                <w:sz w:val="20"/>
-              </w:rPr>
-            </m:ctrlPr>
-          </m:sSubPr>
-          <m:e>
-            <m:r>
-              <m:rPr>
-                <m:sty m:val="p"/>
-              </m:rPr>
-              <w:rPr>
-                <w:rFonts w:ascii="Cambria Math" w:eastAsia="標楷體" w:hAnsi="Cambria Math"/>
-                <w:sz w:val="20"/>
-              </w:rPr>
-              <m:t>R</m:t>
-            </m:r>
-          </m:e>
-          <m:sub>
-            <m:r>
-              <w:rPr>
-                <w:rFonts w:ascii="Cambria Math" w:eastAsia="標楷體" w:hAnsi="Cambria Math"/>
-                <w:sz w:val="20"/>
-              </w:rPr>
-              <m:t>L2,4</m:t>
-            </m:r>
-          </m:sub>
-        </m:sSub>
-      </m:oMath>
-      <w:r>
-        <w:rPr>
-          <w:rFonts w:eastAsia="標楷體" w:hint="eastAsia"/>
-          <w:sz w:val="20"/>
-        </w:rPr>
-        <w:t xml:space="preserve"> </w:t>
-      </w:r>
-      <w:r>
-        <w:rPr>
-          <w:rFonts w:eastAsia="標楷體"/>
-          <w:sz w:val="20"/>
-        </w:rPr>
-        <w:t xml:space="preserve">                    30k</w:t>
-      </w:r>
-      <w:r>
-        <w:rPr>
-          <w:rFonts w:ascii="標楷體" w:eastAsia="標楷體" w:hAnsi="標楷體" w:hint="eastAsia"/>
-          <w:sz w:val="20"/>
-        </w:rPr>
-        <w:t>Ω</w:t>
-      </w:r>
-    </w:p>
-    <w:p>
-      <w:pPr>
-        <w:snapToGrid w:val="0"/>
-        <w:rPr>
-          <w:rFonts w:eastAsia="標楷體"/>
+          <w:rFonts w:eastAsia="標楷體" w:hint="eastAsia"/>
           <w:sz w:val="20"/>
         </w:rPr>
       </w:pPr>
@@ -8811,15 +8199,6 @@
         </w:rPr>
         <w:t xml:space="preserve">               </w:t>
       </w:r>
-    </w:p>
-    <w:p>
-      <w:pPr>
-        <w:snapToGrid w:val="0"/>
-        <w:rPr>
-          <w:rFonts w:eastAsia="標楷體"/>
-          <w:sz w:val="20"/>
-        </w:rPr>
-      </w:pPr>
       <w:r>
         <w:rPr>
           <w:rFonts w:eastAsia="標楷體" w:hint="eastAsia"/>
@@ -8892,258 +8271,46 @@
           </mc:Fallback>
         </mc:AlternateContent>
       </w:r>
-      <w:r>
-        <w:rPr>
-          <w:rFonts w:eastAsia="標楷體" w:hint="eastAsia"/>
-          <w:b/>
-          <w:sz w:val="20"/>
-        </w:rPr>
-        <w:t xml:space="preserve"> </w:t>
-      </w:r>
-      <w:r>
+    </w:p>
+    <w:p>
+      <w:pPr>
+        <w:snapToGrid w:val="0"/>
+        <w:spacing w:afterLines="50" w:after="180"/>
+        <w:jc w:val="center"/>
         <w:rPr>
           <w:rFonts w:eastAsia="標楷體"/>
           <w:b/>
           <w:sz w:val="20"/>
         </w:rPr>
-        <w:t xml:space="preserve">     </w:t>
-      </w:r>
-      <m:oMath>
-        <m:sSub>
-          <m:sSubPr>
-            <m:ctrlPr>
-              <w:rPr>
-                <w:rFonts w:ascii="Cambria Math" w:eastAsia="標楷體" w:hAnsi="Cambria Math"/>
-                <w:sz w:val="20"/>
-              </w:rPr>
-            </m:ctrlPr>
-          </m:sSubPr>
-          <m:e>
-            <m:r>
-              <m:rPr>
-                <m:sty m:val="p"/>
-              </m:rPr>
-              <w:rPr>
-                <w:rFonts w:ascii="Cambria Math" w:eastAsia="標楷體" w:hAnsi="Cambria Math"/>
-                <w:sz w:val="20"/>
-              </w:rPr>
-              <m:t>C</m:t>
-            </m:r>
-          </m:e>
-          <m:sub>
-            <m:r>
-              <w:rPr>
-                <w:rFonts w:ascii="Cambria Math" w:eastAsia="標楷體" w:hAnsi="Cambria Math"/>
-                <w:sz w:val="20"/>
-              </w:rPr>
-              <m:t>D1,</m:t>
-            </m:r>
-            <m:r>
-              <w:rPr>
-                <w:rFonts w:ascii="Cambria Math" w:eastAsia="標楷體" w:hAnsi="Cambria Math" w:hint="eastAsia"/>
-                <w:sz w:val="20"/>
-              </w:rPr>
-              <m:t>2</m:t>
-            </m:r>
-          </m:sub>
-        </m:sSub>
-      </m:oMath>
-      <w:r>
-        <w:rPr>
-          <w:rFonts w:eastAsia="標楷體" w:hint="eastAsia"/>
-          <w:sz w:val="20"/>
-        </w:rPr>
-        <w:t xml:space="preserve"> </w:t>
-      </w:r>
-      <w:r>
-        <w:rPr>
-          <w:rFonts w:eastAsia="標楷體"/>
-          <w:sz w:val="20"/>
-        </w:rPr>
-        <w:t xml:space="preserve">                    </w:t>
-      </w:r>
-      <w:r>
-        <w:rPr>
-          <w:rFonts w:eastAsia="標楷體"/>
-          <w:sz w:val="20"/>
-        </w:rPr>
-        <w:t>0.009</w:t>
-      </w:r>
-      <w:r>
-        <w:rPr>
-          <w:rFonts w:eastAsia="標楷體"/>
-          <w:sz w:val="20"/>
-        </w:rPr>
-        <w:t>pF</w:t>
-      </w:r>
-    </w:p>
-    <w:p>
-      <w:pPr>
-        <w:snapToGrid w:val="0"/>
-        <w:rPr>
-          <w:rFonts w:eastAsia="標楷體"/>
-          <w:sz w:val="20"/>
-        </w:rPr>
-      </w:pPr>
-      <w:r>
-        <w:rPr>
-          <w:rFonts w:eastAsia="標楷體" w:hint="eastAsia"/>
-          <w:noProof/>
-          <w:sz w:val="20"/>
-        </w:rPr>
-        <mc:AlternateContent>
-          <mc:Choice Requires="wps">
-            <w:drawing>
-              <wp:anchor distT="0" distB="0" distL="114300" distR="114300" simplePos="0" relativeHeight="251680768" behindDoc="0" locked="0" layoutInCell="1" allowOverlap="1" wp14:anchorId="54E1927E" wp14:editId="6CBDD7D1">
-                <wp:simplePos x="0" y="0"/>
-                <wp:positionH relativeFrom="column">
-                  <wp:posOffset>302977</wp:posOffset>
-                </wp:positionH>
-                <wp:positionV relativeFrom="paragraph">
-                  <wp:posOffset>4445</wp:posOffset>
-                </wp:positionV>
-                <wp:extent cx="2068830" cy="0"/>
-                <wp:effectExtent l="0" t="0" r="0" b="0"/>
-                <wp:wrapNone/>
-                <wp:docPr id="26" name="直線接點 26"/>
-                <wp:cNvGraphicFramePr/>
-                <a:graphic xmlns:a="http://schemas.openxmlformats.org/drawingml/2006/main">
-                  <a:graphicData uri="http://schemas.microsoft.com/office/word/2010/wordprocessingShape">
-                    <wps:wsp>
-                      <wps:cNvCnPr/>
-                      <wps:spPr>
-                        <a:xfrm>
-                          <a:off x="0" y="0"/>
-                          <a:ext cx="2068830" cy="0"/>
-                        </a:xfrm>
-                        <a:prstGeom prst="line">
-                          <a:avLst/>
-                        </a:prstGeom>
-                        <a:ln w="9525"/>
-                      </wps:spPr>
-                      <wps:style>
-                        <a:lnRef idx="1">
-                          <a:schemeClr val="dk1"/>
-                        </a:lnRef>
-                        <a:fillRef idx="0">
-                          <a:schemeClr val="dk1"/>
-                        </a:fillRef>
-                        <a:effectRef idx="0">
-                          <a:schemeClr val="dk1"/>
-                        </a:effectRef>
-                        <a:fontRef idx="minor">
-                          <a:schemeClr val="tx1"/>
-                        </a:fontRef>
-                      </wps:style>
-                      <wps:bodyPr/>
-                    </wps:wsp>
-                  </a:graphicData>
-                </a:graphic>
-                <wp14:sizeRelH relativeFrom="margin">
-                  <wp14:pctWidth>0</wp14:pctWidth>
-                </wp14:sizeRelH>
-                <wp14:sizeRelV relativeFrom="margin">
-                  <wp14:pctHeight>0</wp14:pctHeight>
-                </wp14:sizeRelV>
-              </wp:anchor>
-            </w:drawing>
-          </mc:Choice>
-          <mc:Fallback>
-            <w:pict>
-              <v:line w14:anchorId="2BCA8844" id="直線接點 26" o:spid="_x0000_s1026" style="position:absolute;z-index:251680768;visibility:visible;mso-wrap-style:square;mso-width-percent:0;mso-height-percent:0;mso-wrap-distance-left:9pt;mso-wrap-distance-top:0;mso-wrap-distance-right:9pt;mso-wrap-distance-bottom:0;mso-position-horizontal:absolute;mso-position-horizontal-relative:text;mso-position-vertical:absolute;mso-position-vertical-relative:text;mso-width-percent:0;mso-height-percent:0;mso-width-relative:margin;mso-height-relative:margin" from="23.85pt,.35pt" to="186.75pt,.35pt" o:gfxdata="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" strokecolor="black [3200]">
-                <v:stroke joinstyle="miter"/>
-              </v:line>
-            </w:pict>
-          </mc:Fallback>
-        </mc:AlternateContent>
-      </w:r>
-      <w:r>
-        <w:rPr>
-          <w:rFonts w:eastAsia="標楷體" w:hint="eastAsia"/>
-          <w:b/>
-          <w:sz w:val="20"/>
-        </w:rPr>
-        <w:t xml:space="preserve"> </w:t>
-      </w:r>
-      <w:r>
-        <w:rPr>
-          <w:rFonts w:eastAsia="標楷體"/>
-          <w:b/>
-          <w:sz w:val="20"/>
-        </w:rPr>
-        <w:t xml:space="preserve">     </w:t>
-      </w:r>
-      <m:oMath>
-        <m:sSub>
-          <m:sSubPr>
-            <m:ctrlPr>
-              <w:rPr>
-                <w:rFonts w:ascii="Cambria Math" w:eastAsia="標楷體" w:hAnsi="Cambria Math"/>
-                <w:sz w:val="20"/>
-              </w:rPr>
-            </m:ctrlPr>
-          </m:sSubPr>
-          <m:e>
-            <m:r>
-              <m:rPr>
-                <m:sty m:val="p"/>
-              </m:rPr>
-              <w:rPr>
-                <w:rFonts w:ascii="Cambria Math" w:eastAsia="標楷體" w:hAnsi="Cambria Math"/>
-                <w:sz w:val="20"/>
-              </w:rPr>
-              <m:t>R</m:t>
-            </m:r>
-          </m:e>
-          <m:sub>
-            <m:r>
-              <w:rPr>
-                <w:rFonts w:ascii="Cambria Math" w:eastAsia="標楷體" w:hAnsi="Cambria Math"/>
-                <w:sz w:val="20"/>
-              </w:rPr>
-              <m:t>B1,2</m:t>
-            </m:r>
-          </m:sub>
-        </m:sSub>
-      </m:oMath>
-      <w:r>
-        <w:rPr>
-          <w:rFonts w:eastAsia="標楷體" w:hint="eastAsia"/>
-          <w:sz w:val="20"/>
-        </w:rPr>
-        <w:t xml:space="preserve"> </w:t>
-      </w:r>
-      <w:r>
-        <w:rPr>
-          <w:rFonts w:eastAsia="標楷體"/>
-          <w:sz w:val="20"/>
-        </w:rPr>
-        <w:t xml:space="preserve">                    100k</w:t>
-      </w:r>
-      <w:r>
-        <w:rPr>
-          <w:rFonts w:ascii="標楷體" w:eastAsia="標楷體" w:hAnsi="標楷體" w:hint="eastAsia"/>
-          <w:sz w:val="20"/>
-        </w:rPr>
-        <w:t>Ω</w:t>
-      </w:r>
-      <w:r>
-        <w:rPr>
-          <w:rFonts w:eastAsia="標楷體"/>
-          <w:sz w:val="20"/>
-        </w:rPr>
-        <w:t xml:space="preserve">   </w:t>
-      </w:r>
-    </w:p>
-    <w:p>
-      <w:pPr>
-        <w:snapToGrid w:val="0"/>
-        <w:rPr>
-          <w:rFonts w:eastAsia="標楷體"/>
-          <w:b/>
-          <w:sz w:val="20"/>
-        </w:rPr>
-      </w:pPr>
+      </w:pPr>
+      <w:r>
+        <w:rPr>
+          <w:rFonts w:eastAsia="標楷體" w:hint="eastAsia"/>
+          <w:sz w:val="20"/>
+        </w:rPr>
+        <w:t>表</w:t>
+      </w:r>
+      <w:r>
+        <w:rPr>
+          <w:rFonts w:eastAsia="標楷體" w:hint="eastAsia"/>
+          <w:sz w:val="20"/>
+        </w:rPr>
+        <w:t>(</w:t>
+      </w:r>
+      <w:r>
+        <w:rPr>
+          <w:rFonts w:eastAsia="標楷體" w:hint="eastAsia"/>
+          <w:sz w:val="20"/>
+        </w:rPr>
+        <w:t>一</w:t>
+      </w:r>
+      <w:r>
+        <w:rPr>
+          <w:rFonts w:eastAsia="標楷體" w:hint="eastAsia"/>
+          <w:sz w:val="20"/>
+        </w:rPr>
+        <w:t>)</w:t>
+      </w:r>
       <w:r>
         <w:rPr>
           <w:rFonts w:eastAsia="標楷體" w:hint="eastAsia"/>
@@ -10236,7 +9403,7 @@
       <w:pPr>
         <w:snapToGrid w:val="0"/>
         <w:rPr>
-          <w:rFonts w:eastAsia="標楷體"/>
+          <w:rFonts w:eastAsia="標楷體" w:hint="eastAsia"/>
           <w:b/>
           <w:sz w:val="20"/>
         </w:rPr>
@@ -10342,15 +9509,6 @@
         </w:rPr>
         <w:t xml:space="preserve"> </w:t>
       </w:r>
-    </w:p>
-    <w:p>
-      <w:pPr>
-        <w:snapToGrid w:val="0"/>
-        <w:rPr>
-          <w:rFonts w:eastAsia="標楷體"/>
-          <w:sz w:val="20"/>
-        </w:rPr>
-      </w:pPr>
       <w:r>
         <w:rPr>
           <w:rFonts w:eastAsia="標楷體" w:hint="eastAsia"/>
@@ -10423,235 +9581,6 @@
           </mc:Fallback>
         </mc:AlternateContent>
       </w:r>
-      <w:r>
-        <w:rPr>
-          <w:rFonts w:eastAsia="標楷體" w:hint="eastAsia"/>
-          <w:b/>
-          <w:sz w:val="20"/>
-        </w:rPr>
-        <w:t xml:space="preserve"> </w:t>
-      </w:r>
-      <w:r>
-        <w:rPr>
-          <w:rFonts w:eastAsia="標楷體"/>
-          <w:b/>
-          <w:sz w:val="20"/>
-        </w:rPr>
-        <w:t xml:space="preserve">    </w:t>
-      </w:r>
-      <w:r>
-        <w:rPr>
-          <w:rFonts w:eastAsia="標楷體" w:hint="eastAsia"/>
-          <w:b/>
-          <w:sz w:val="20"/>
-        </w:rPr>
-        <w:t xml:space="preserve"> </w:t>
-      </w:r>
-      <m:oMath>
-        <m:sSub>
-          <m:sSubPr>
-            <m:ctrlPr>
-              <w:rPr>
-                <w:rFonts w:ascii="Cambria Math" w:eastAsia="標楷體" w:hAnsi="Cambria Math"/>
-                <w:sz w:val="20"/>
-              </w:rPr>
-            </m:ctrlPr>
-          </m:sSubPr>
-          <m:e>
-            <m:r>
-              <m:rPr>
-                <m:sty m:val="p"/>
-              </m:rPr>
-              <w:rPr>
-                <w:rFonts w:ascii="Cambria Math" w:eastAsia="標楷體" w:hAnsi="Cambria Math"/>
-                <w:sz w:val="20"/>
-              </w:rPr>
-              <m:t>R</m:t>
-            </m:r>
-          </m:e>
-          <m:sub>
-            <m:r>
-              <w:rPr>
-                <w:rFonts w:ascii="Cambria Math" w:eastAsia="標楷體" w:hAnsi="Cambria Math"/>
-                <w:sz w:val="20"/>
-              </w:rPr>
-              <m:t>L1,3</m:t>
-            </m:r>
-          </m:sub>
-        </m:sSub>
-      </m:oMath>
-      <w:r>
-        <w:rPr>
-          <w:rFonts w:eastAsia="標楷體" w:hint="eastAsia"/>
-          <w:sz w:val="20"/>
-        </w:rPr>
-        <w:t xml:space="preserve"> </w:t>
-      </w:r>
-      <w:r>
-        <w:rPr>
-          <w:rFonts w:eastAsia="標楷體"/>
-          <w:sz w:val="20"/>
-        </w:rPr>
-        <w:t xml:space="preserve">                    0.1</w:t>
-      </w:r>
-      <w:r>
-        <w:rPr>
-          <w:rFonts w:ascii="標楷體" w:eastAsia="標楷體" w:hAnsi="標楷體" w:hint="eastAsia"/>
-          <w:sz w:val="20"/>
-        </w:rPr>
-        <w:t>Ω</w:t>
-      </w:r>
-    </w:p>
-    <w:p>
-      <w:pPr>
-        <w:snapToGrid w:val="0"/>
-        <w:rPr>
-          <w:rFonts w:eastAsia="標楷體"/>
-          <w:sz w:val="20"/>
-        </w:rPr>
-      </w:pPr>
-      <w:r>
-        <w:rPr>
-          <w:rFonts w:eastAsia="標楷體" w:hint="eastAsia"/>
-          <w:noProof/>
-          <w:sz w:val="20"/>
-        </w:rPr>
-        <mc:AlternateContent>
-          <mc:Choice Requires="wps">
-            <w:drawing>
-              <wp:anchor distT="0" distB="0" distL="114300" distR="114300" simplePos="0" relativeHeight="251681792" behindDoc="0" locked="0" layoutInCell="1" allowOverlap="1" wp14:anchorId="607D3A17" wp14:editId="3F2A720D">
-                <wp:simplePos x="0" y="0"/>
-                <wp:positionH relativeFrom="column">
-                  <wp:posOffset>302977</wp:posOffset>
-                </wp:positionH>
-                <wp:positionV relativeFrom="paragraph">
-                  <wp:posOffset>4445</wp:posOffset>
-                </wp:positionV>
-                <wp:extent cx="2068830" cy="0"/>
-                <wp:effectExtent l="0" t="0" r="0" b="0"/>
-                <wp:wrapNone/>
-                <wp:docPr id="27" name="直線接點 27"/>
-                <wp:cNvGraphicFramePr/>
-                <a:graphic xmlns:a="http://schemas.openxmlformats.org/drawingml/2006/main">
-                  <a:graphicData uri="http://schemas.microsoft.com/office/word/2010/wordprocessingShape">
-                    <wps:wsp>
-                      <wps:cNvCnPr/>
-                      <wps:spPr>
-                        <a:xfrm>
-                          <a:off x="0" y="0"/>
-                          <a:ext cx="2068830" cy="0"/>
-                        </a:xfrm>
-                        <a:prstGeom prst="line">
-                          <a:avLst/>
-                        </a:prstGeom>
-                        <a:ln w="9525"/>
-                      </wps:spPr>
-                      <wps:style>
-                        <a:lnRef idx="1">
-                          <a:schemeClr val="dk1"/>
-                        </a:lnRef>
-                        <a:fillRef idx="0">
-                          <a:schemeClr val="dk1"/>
-                        </a:fillRef>
-                        <a:effectRef idx="0">
-                          <a:schemeClr val="dk1"/>
-                        </a:effectRef>
-                        <a:fontRef idx="minor">
-                          <a:schemeClr val="tx1"/>
-                        </a:fontRef>
-                      </wps:style>
-                      <wps:bodyPr/>
-                    </wps:wsp>
-                  </a:graphicData>
-                </a:graphic>
-                <wp14:sizeRelH relativeFrom="margin">
-                  <wp14:pctWidth>0</wp14:pctWidth>
-                </wp14:sizeRelH>
-                <wp14:sizeRelV relativeFrom="margin">
-                  <wp14:pctHeight>0</wp14:pctHeight>
-                </wp14:sizeRelV>
-              </wp:anchor>
-            </w:drawing>
-          </mc:Choice>
-          <mc:Fallback>
-            <w:pict>
-              <v:line w14:anchorId="206D719E" id="直線接點 27" o:spid="_x0000_s1026" style="position:absolute;z-index:251681792;visibility:visible;mso-wrap-style:square;mso-width-percent:0;mso-height-percent:0;mso-wrap-distance-left:9pt;mso-wrap-distance-top:0;mso-wrap-distance-right:9pt;mso-wrap-distance-bottom:0;mso-position-horizontal:absolute;mso-position-horizontal-relative:text;mso-position-vertical:absolute;mso-position-vertical-relative:text;mso-width-percent:0;mso-height-percent:0;mso-width-relative:margin;mso-height-relative:margin" from="23.85pt,.35pt" to="186.75pt,.35pt" o:gfxdata="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" strokecolor="black [3200]">
-                <v:stroke joinstyle="miter"/>
-              </v:line>
-            </w:pict>
-          </mc:Fallback>
-        </mc:AlternateContent>
-      </w:r>
-      <w:r>
-        <w:rPr>
-          <w:rFonts w:eastAsia="標楷體" w:hint="eastAsia"/>
-          <w:b/>
-          <w:sz w:val="20"/>
-        </w:rPr>
-        <w:t xml:space="preserve"> </w:t>
-      </w:r>
-      <w:r>
-        <w:rPr>
-          <w:rFonts w:eastAsia="標楷體"/>
-          <w:b/>
-          <w:sz w:val="20"/>
-        </w:rPr>
-        <w:t xml:space="preserve">     </w:t>
-      </w:r>
-      <m:oMath>
-        <m:sSub>
-          <m:sSubPr>
-            <m:ctrlPr>
-              <w:rPr>
-                <w:rFonts w:ascii="Cambria Math" w:eastAsia="標楷體" w:hAnsi="Cambria Math"/>
-                <w:sz w:val="20"/>
-              </w:rPr>
-            </m:ctrlPr>
-          </m:sSubPr>
-          <m:e>
-            <m:r>
-              <m:rPr>
-                <m:sty m:val="p"/>
-              </m:rPr>
-              <w:rPr>
-                <w:rFonts w:ascii="Cambria Math" w:eastAsia="標楷體" w:hAnsi="Cambria Math"/>
-                <w:sz w:val="20"/>
-              </w:rPr>
-              <m:t>R</m:t>
-            </m:r>
-          </m:e>
-          <m:sub>
-            <m:r>
-              <w:rPr>
-                <w:rFonts w:ascii="Cambria Math" w:eastAsia="標楷體" w:hAnsi="Cambria Math"/>
-                <w:sz w:val="20"/>
-              </w:rPr>
-              <m:t>L2,4</m:t>
-            </m:r>
-          </m:sub>
-        </m:sSub>
-      </m:oMath>
-      <w:r>
-        <w:rPr>
-          <w:rFonts w:eastAsia="標楷體" w:hint="eastAsia"/>
-          <w:sz w:val="20"/>
-        </w:rPr>
-        <w:t xml:space="preserve"> </w:t>
-      </w:r>
-      <w:r>
-        <w:rPr>
-          <w:rFonts w:eastAsia="標楷體"/>
-          <w:sz w:val="20"/>
-        </w:rPr>
-        <w:t xml:space="preserve">                    30k</w:t>
-      </w:r>
-      <w:r>
-        <w:rPr>
-          <w:rFonts w:ascii="標楷體" w:eastAsia="標楷體" w:hAnsi="標楷體" w:hint="eastAsia"/>
-          <w:sz w:val="20"/>
-        </w:rPr>
-        <w:t>Ω</w:t>
-      </w:r>
     </w:p>
     <w:p>
       <w:pPr>
@@ -10794,7 +9723,21 @@
           <w:rFonts w:eastAsia="標楷體"/>
           <w:sz w:val="20"/>
         </w:rPr>
-        <w:t xml:space="preserve">                    500</w:t>
+        <w:t xml:space="preserve">                    </w:t>
+      </w:r>
+      <w:r>
+        <w:rPr>
+          <w:rFonts w:eastAsia="標楷體" w:hint="eastAsia"/>
+          <w:sz w:val="20"/>
+        </w:rPr>
+        <w:t>1</w:t>
+      </w:r>
+      <w:r>
+        <w:rPr>
+          <w:rFonts w:eastAsia="標楷體"/>
+          <w:sz w:val="20"/>
+        </w:rPr>
+        <w:t>00</w:t>
       </w:r>
       <w:r>
         <w:rPr>
@@ -10810,15 +9753,6 @@
         </w:rPr>
         <w:t xml:space="preserve">                </w:t>
       </w:r>
-    </w:p>
-    <w:p>
-      <w:pPr>
-        <w:snapToGrid w:val="0"/>
-        <w:rPr>
-          <w:rFonts w:eastAsia="標楷體"/>
-          <w:sz w:val="20"/>
-        </w:rPr>
-      </w:pPr>
       <w:r>
         <w:rPr>
           <w:rFonts w:eastAsia="標楷體" w:hint="eastAsia"/>
@@ -10891,130 +9825,45 @@
           </mc:Fallback>
         </mc:AlternateContent>
       </w:r>
-      <w:r>
-        <w:rPr>
-          <w:rFonts w:eastAsia="標楷體" w:hint="eastAsia"/>
-          <w:b/>
-          <w:sz w:val="20"/>
-        </w:rPr>
-        <w:t xml:space="preserve"> </w:t>
-      </w:r>
-      <w:r>
+    </w:p>
+    <w:p>
+      <w:pPr>
+        <w:snapToGrid w:val="0"/>
+        <w:jc w:val="center"/>
         <w:rPr>
           <w:rFonts w:eastAsia="標楷體"/>
           <w:b/>
           <w:sz w:val="20"/>
         </w:rPr>
-        <w:t xml:space="preserve">   </w:t>
-      </w:r>
-      <w:r>
-        <w:rPr>
-          <w:rFonts w:eastAsia="標楷體" w:hint="eastAsia"/>
-          <w:b/>
-          <w:sz w:val="20"/>
-        </w:rPr>
-        <w:t xml:space="preserve"> </w:t>
-      </w:r>
-      <w:r>
-        <w:rPr>
-          <w:rFonts w:eastAsia="標楷體"/>
-          <w:b/>
-          <w:sz w:val="20"/>
-        </w:rPr>
-        <w:t xml:space="preserve"> </w:t>
-      </w:r>
-      <m:oMath>
-        <m:sSub>
-          <m:sSubPr>
-            <m:ctrlPr>
-              <w:rPr>
-                <w:rFonts w:ascii="Cambria Math" w:eastAsia="標楷體" w:hAnsi="Cambria Math"/>
-                <w:sz w:val="20"/>
-              </w:rPr>
-            </m:ctrlPr>
-          </m:sSubPr>
-          <m:e>
-            <m:r>
-              <m:rPr>
-                <m:sty m:val="p"/>
-              </m:rPr>
-              <w:rPr>
-                <w:rFonts w:ascii="Cambria Math" w:eastAsia="標楷體" w:hAnsi="Cambria Math"/>
-                <w:sz w:val="20"/>
-              </w:rPr>
-              <m:t>R</m:t>
-            </m:r>
-          </m:e>
-          <m:sub>
-            <m:r>
-              <w:rPr>
-                <w:rFonts w:ascii="Cambria Math" w:eastAsia="標楷體" w:hAnsi="Cambria Math"/>
-                <w:sz w:val="20"/>
-              </w:rPr>
-              <m:t>L</m:t>
-            </m:r>
-            <m:r>
-              <w:rPr>
-                <w:rFonts w:ascii="Cambria Math" w:eastAsia="標楷體" w:hAnsi="Cambria Math" w:hint="eastAsia"/>
-                <w:sz w:val="20"/>
-              </w:rPr>
-              <m:t>5</m:t>
-            </m:r>
-            <m:r>
-              <w:rPr>
-                <w:rFonts w:ascii="Cambria Math" w:eastAsia="標楷體" w:hAnsi="Cambria Math"/>
-                <w:sz w:val="20"/>
-              </w:rPr>
-              <m:t>,</m:t>
-            </m:r>
-            <m:r>
-              <w:rPr>
-                <w:rFonts w:ascii="Cambria Math" w:eastAsia="標楷體" w:hAnsi="Cambria Math" w:hint="eastAsia"/>
-                <w:sz w:val="20"/>
-              </w:rPr>
-              <m:t>6</m:t>
-            </m:r>
-          </m:sub>
-        </m:sSub>
-      </m:oMath>
-      <w:r>
-        <w:rPr>
-          <w:rFonts w:eastAsia="標楷體" w:hint="eastAsia"/>
-          <w:sz w:val="20"/>
-        </w:rPr>
-        <w:t xml:space="preserve"> </w:t>
-      </w:r>
-      <w:r>
-        <w:rPr>
-          <w:rFonts w:eastAsia="標楷體"/>
-          <w:sz w:val="20"/>
-        </w:rPr>
-        <w:t xml:space="preserve">                    50k</w:t>
-      </w:r>
-      <w:r>
-        <w:rPr>
-          <w:rFonts w:ascii="標楷體" w:eastAsia="標楷體" w:hAnsi="標楷體" w:hint="eastAsia"/>
-          <w:sz w:val="20"/>
-        </w:rPr>
-        <w:t>Ω</w:t>
-      </w:r>
-      <w:r>
-        <w:rPr>
-          <w:rFonts w:eastAsia="標楷體"/>
-          <w:sz w:val="20"/>
-        </w:rPr>
-        <w:t xml:space="preserve">  </w:t>
-      </w:r>
-    </w:p>
-    <w:p>
-      <w:pPr>
-        <w:snapToGrid w:val="0"/>
-        <w:rPr>
-          <w:rFonts w:eastAsia="標楷體"/>
-          <w:b/>
-          <w:sz w:val="20"/>
-        </w:rPr>
-      </w:pPr>
+      </w:pPr>
+      <w:r>
+        <w:rPr>
+          <w:rFonts w:eastAsia="標楷體" w:hint="eastAsia"/>
+          <w:sz w:val="20"/>
+        </w:rPr>
+        <w:t>表</w:t>
+      </w:r>
+      <w:r>
+        <w:rPr>
+          <w:rFonts w:eastAsia="標楷體" w:hint="eastAsia"/>
+          <w:sz w:val="20"/>
+        </w:rPr>
+        <w:t>(</w:t>
+      </w:r>
+      <w:r>
+        <w:rPr>
+          <w:rFonts w:eastAsia="標楷體" w:hint="eastAsia"/>
+          <w:sz w:val="20"/>
+        </w:rPr>
+        <w:t>二</w:t>
+      </w:r>
+      <w:r>
+        <w:rPr>
+          <w:rFonts w:eastAsia="標楷體" w:hint="eastAsia"/>
+          <w:sz w:val="20"/>
+        </w:rPr>
+        <w:t>)</w:t>
+      </w:r>
       <w:r>
         <w:rPr>
           <w:rFonts w:eastAsia="標楷體" w:hint="eastAsia"/>
@@ -11149,25 +9998,7 @@
           <w:sz w:val="20"/>
           <w:szCs w:val="20"/>
         </w:rPr>
-        <w:t>由下表結果可得知TIA</w:t>
-      </w:r>
-      <w:proofErr w:type="gramStart"/>
-      <w:r>
-        <w:rPr>
-          <w:rFonts w:ascii="標楷體" w:eastAsia="標楷體" w:hAnsi="標楷體" w:hint="eastAsia"/>
-          <w:sz w:val="20"/>
-          <w:szCs w:val="20"/>
-        </w:rPr>
-        <w:t>轉阻放大器</w:t>
-      </w:r>
-      <w:proofErr w:type="gramEnd"/>
-      <w:r>
-        <w:rPr>
-          <w:rFonts w:ascii="標楷體" w:eastAsia="標楷體" w:hAnsi="標楷體" w:hint="eastAsia"/>
-          <w:sz w:val="20"/>
-          <w:szCs w:val="20"/>
-        </w:rPr>
-        <w:t>在進行並聯提高頻寬的同時還可以維持住原有的增益</w:t>
+        <w:t>由下表結果可得知TIA轉阻放大器在進行並聯提高頻寬的同時還可以維持住原有的增益</w:t>
       </w:r>
     </w:p>
     <w:p>
@@ -11204,7 +10035,7 @@
         </w:trPr>
         <w:tc>
           <w:tcPr>
-            <w:tcW w:w="4053" w:type="dxa"/>
+            <w:tcW w:w="4071" w:type="dxa"/>
           </w:tcPr>
           <w:p>
             <w:pPr>
@@ -11504,7 +10335,7 @@
         </w:trPr>
         <w:tc>
           <w:tcPr>
-            <w:tcW w:w="4053" w:type="dxa"/>
+            <w:tcW w:w="4071" w:type="dxa"/>
           </w:tcPr>
           <w:p>
             <w:pPr>
@@ -11515,7 +10346,6 @@
                 <w:sz w:val="20"/>
               </w:rPr>
             </w:pPr>
-            <w:proofErr w:type="gramStart"/>
             <w:r>
               <w:rPr>
                 <w:rFonts w:eastAsia="標楷體" w:hint="eastAsia"/>
@@ -11523,7 +10353,6 @@
               </w:rPr>
               <w:t>單級</w:t>
             </w:r>
-            <w:proofErr w:type="gramEnd"/>
           </w:p>
         </w:tc>
       </w:tr>
@@ -11533,7 +10362,7 @@
         </w:trPr>
         <w:tc>
           <w:tcPr>
-            <w:tcW w:w="4053" w:type="dxa"/>
+            <w:tcW w:w="4071" w:type="dxa"/>
           </w:tcPr>
           <w:p>
             <w:pPr>
@@ -11821,7 +10650,7 @@
         </w:trPr>
         <w:tc>
           <w:tcPr>
-            <w:tcW w:w="4053" w:type="dxa"/>
+            <w:tcW w:w="4071" w:type="dxa"/>
           </w:tcPr>
           <w:p>
             <w:pPr>
@@ -11846,11 +10675,41 @@
     <w:p>
       <w:pPr>
         <w:snapToGrid w:val="0"/>
+        <w:spacing w:afterLines="50" w:after="180"/>
+        <w:jc w:val="center"/>
         <w:rPr>
           <w:rFonts w:eastAsia="標楷體"/>
           <w:sz w:val="20"/>
         </w:rPr>
       </w:pPr>
+      <w:r>
+        <w:rPr>
+          <w:rFonts w:eastAsia="標楷體" w:hint="eastAsia"/>
+          <w:sz w:val="20"/>
+        </w:rPr>
+        <w:t>表</w:t>
+      </w:r>
+      <w:r>
+        <w:rPr>
+          <w:rFonts w:eastAsia="標楷體" w:hint="eastAsia"/>
+          <w:sz w:val="20"/>
+        </w:rPr>
+        <w:t>(</w:t>
+      </w:r>
+      <w:r>
+        <w:rPr>
+          <w:rFonts w:eastAsia="標楷體" w:hint="eastAsia"/>
+          <w:sz w:val="20"/>
+        </w:rPr>
+        <w:t>三</w:t>
+      </w:r>
+      <w:r>
+        <w:rPr>
+          <w:rFonts w:eastAsia="標楷體" w:hint="eastAsia"/>
+          <w:sz w:val="20"/>
+        </w:rPr>
+        <w:t>)</w:t>
+      </w:r>
     </w:p>
     <w:p>
       <w:pPr>
@@ -11865,23 +10724,28 @@
           <w:rFonts w:eastAsia="標楷體" w:hint="eastAsia"/>
           <w:sz w:val="20"/>
         </w:rPr>
-        <w:t>下表為該放大器</w:t>
-      </w:r>
-      <w:proofErr w:type="gramStart"/>
-      <w:r>
-        <w:rPr>
-          <w:rFonts w:eastAsia="標楷體" w:hint="eastAsia"/>
-          <w:sz w:val="20"/>
-        </w:rPr>
-        <w:t>之轉阻增益</w:t>
-      </w:r>
-      <w:proofErr w:type="gramEnd"/>
-      <w:r>
-        <w:rPr>
-          <w:rFonts w:eastAsia="標楷體" w:hint="eastAsia"/>
-          <w:sz w:val="20"/>
-        </w:rPr>
-        <w:t>折線圖</w:t>
+        <w:t>下</w:t>
+      </w:r>
+      <w:r>
+        <w:rPr>
+          <w:rFonts w:eastAsia="標楷體" w:hint="eastAsia"/>
+          <w:sz w:val="20"/>
+        </w:rPr>
+        <w:t>圖</w:t>
+      </w:r>
+      <w:r>
+        <w:rPr>
+          <w:rFonts w:eastAsia="標楷體" w:hint="eastAsia"/>
+          <w:sz w:val="20"/>
+        </w:rPr>
+        <w:t>為該放大器之轉阻增益折線圖</w:t>
+      </w:r>
+      <w:r>
+        <w:rPr>
+          <w:rFonts w:eastAsia="標楷體" w:hint="eastAsia"/>
+          <w:sz w:val="20"/>
+        </w:rPr>
+        <w:t xml:space="preserve"> </w:t>
       </w:r>
     </w:p>
     <w:p>
@@ -12269,7 +11133,7 @@
           <w:noProof/>
         </w:rPr>
         <w:drawing>
-          <wp:inline distT="0" distB="0" distL="0" distR="0" wp14:anchorId="72DF66B8" wp14:editId="59751052">
+          <wp:inline distT="0" distB="0" distL="0" distR="0" wp14:anchorId="72DF66B8" wp14:editId="1E2F62F1">
             <wp:extent cx="2591435" cy="1550704"/>
             <wp:effectExtent l="0" t="0" r="18415" b="11430"/>
             <wp:docPr id="1587231224" name="圖表 1"/>
@@ -12286,8 +11150,1017 @@
     <w:p>
       <w:pPr>
         <w:snapToGrid w:val="0"/>
+        <w:spacing w:afterLines="50" w:after="180"/>
+        <w:jc w:val="center"/>
         <w:rPr>
           <w:rFonts w:eastAsia="標楷體"/>
+          <w:sz w:val="20"/>
+        </w:rPr>
+      </w:pPr>
+      <w:r>
+        <w:rPr>
+          <w:rFonts w:eastAsia="標楷體" w:hint="eastAsia"/>
+          <w:sz w:val="20"/>
+        </w:rPr>
+        <w:t>圖</w:t>
+      </w:r>
+      <w:r>
+        <w:rPr>
+          <w:rFonts w:eastAsia="標楷體" w:hint="eastAsia"/>
+          <w:sz w:val="20"/>
+        </w:rPr>
+        <w:t>(</w:t>
+      </w:r>
+      <w:r>
+        <w:rPr>
+          <w:rFonts w:eastAsia="標楷體" w:hint="eastAsia"/>
+          <w:sz w:val="20"/>
+        </w:rPr>
+        <w:t>七</w:t>
+      </w:r>
+      <w:r>
+        <w:rPr>
+          <w:rFonts w:eastAsia="標楷體" w:hint="eastAsia"/>
+          <w:sz w:val="20"/>
+        </w:rPr>
+        <w:t>)</w:t>
+      </w:r>
+    </w:p>
+    <w:p>
+      <w:pPr>
+        <w:snapToGrid w:val="0"/>
+        <w:rPr>
+          <w:rFonts w:eastAsia="標楷體"/>
+          <w:sz w:val="20"/>
+        </w:rPr>
+      </w:pPr>
+      <w:r>
+        <w:rPr>
+          <w:rFonts w:eastAsia="標楷體" w:hint="eastAsia"/>
+          <w:sz w:val="20"/>
+        </w:rPr>
+        <w:t>表</w:t>
+      </w:r>
+      <w:r>
+        <w:rPr>
+          <w:rFonts w:eastAsia="標楷體" w:hint="eastAsia"/>
+          <w:sz w:val="20"/>
+        </w:rPr>
+        <w:t>(</w:t>
+      </w:r>
+      <w:r>
+        <w:rPr>
+          <w:rFonts w:eastAsia="標楷體" w:hint="eastAsia"/>
+          <w:sz w:val="20"/>
+        </w:rPr>
+        <w:t>五</w:t>
+      </w:r>
+      <w:r>
+        <w:rPr>
+          <w:rFonts w:eastAsia="標楷體" w:hint="eastAsia"/>
+          <w:sz w:val="20"/>
+        </w:rPr>
+        <w:t>)</w:t>
+      </w:r>
+      <w:r>
+        <w:rPr>
+          <w:rFonts w:eastAsia="標楷體" w:hint="eastAsia"/>
+          <w:sz w:val="20"/>
+        </w:rPr>
+        <w:t>為輸入</w:t>
+      </w:r>
+      <w:r>
+        <w:rPr>
+          <w:rFonts w:eastAsia="標楷體" w:hint="eastAsia"/>
+          <w:sz w:val="20"/>
+        </w:rPr>
+        <w:t>電流</w:t>
+      </w:r>
+      <w:r>
+        <w:rPr>
+          <w:rFonts w:eastAsia="標楷體" w:hint="eastAsia"/>
+          <w:sz w:val="20"/>
+        </w:rPr>
+        <w:t>雜訊頻譜密度，有</w:t>
+      </w:r>
+      <w:r>
+        <w:rPr>
+          <w:rFonts w:eastAsia="標楷體" w:hint="eastAsia"/>
+          <w:sz w:val="20"/>
+        </w:rPr>
+        <w:t>下表</w:t>
+      </w:r>
+      <w:r>
+        <w:rPr>
+          <w:rFonts w:eastAsia="標楷體" w:hint="eastAsia"/>
+          <w:sz w:val="20"/>
+        </w:rPr>
+        <w:t>可</w:t>
+      </w:r>
+      <w:r>
+        <w:rPr>
+          <w:rFonts w:eastAsia="標楷體" w:hint="eastAsia"/>
+          <w:sz w:val="20"/>
+        </w:rPr>
+        <w:t>以得</w:t>
+      </w:r>
+      <w:r>
+        <w:rPr>
+          <w:rFonts w:eastAsia="標楷體" w:hint="eastAsia"/>
+          <w:sz w:val="20"/>
+        </w:rPr>
+        <w:t>知當並聯越多，可得到的頻寬越寬，但反</w:t>
+      </w:r>
+      <w:r>
+        <w:rPr>
+          <w:rFonts w:eastAsia="標楷體" w:hint="eastAsia"/>
+          <w:sz w:val="20"/>
+        </w:rPr>
+        <w:t>之</w:t>
+      </w:r>
+      <w:r>
+        <w:rPr>
+          <w:rFonts w:eastAsia="標楷體" w:hint="eastAsia"/>
+          <w:sz w:val="20"/>
+        </w:rPr>
+        <w:t>雜訊也隨之越來越大。</w:t>
+      </w:r>
+    </w:p>
+    <w:tbl>
+      <w:tblPr>
+        <w:tblStyle w:val="ae"/>
+        <w:tblW w:w="4236" w:type="dxa"/>
+        <w:tblLook w:val="04A0" w:firstRow="1" w:lastRow="0" w:firstColumn="1" w:lastColumn="0" w:noHBand="0" w:noVBand="1"/>
+      </w:tblPr>
+      <w:tblGrid>
+        <w:gridCol w:w="4746"/>
+      </w:tblGrid>
+      <w:tr>
+        <w:trPr>
+          <w:trHeight w:val="2557"/>
+        </w:trPr>
+        <w:tc>
+          <w:tcPr>
+            <w:tcW w:w="4236" w:type="dxa"/>
+          </w:tcPr>
+          <w:p>
+            <w:pPr>
+              <w:snapToGrid w:val="0"/>
+              <w:rPr>
+                <w:rFonts w:eastAsia="標楷體"/>
+                <w:sz w:val="20"/>
+              </w:rPr>
+            </w:pPr>
+            <w:r>
+              <w:rPr>
+                <w:rFonts w:eastAsia="標楷體" w:hint="eastAsia"/>
+                <w:noProof/>
+                <w:sz w:val="20"/>
+              </w:rPr>
+              <mc:AlternateContent>
+                <mc:Choice Requires="wps">
+                  <w:drawing>
+                    <wp:anchor distT="0" distB="0" distL="114300" distR="114300" simplePos="0" relativeHeight="251689984" behindDoc="0" locked="0" layoutInCell="1" allowOverlap="1" wp14:anchorId="2DE5F4EC" wp14:editId="2A757BD0">
+                      <wp:simplePos x="0" y="0"/>
+                      <wp:positionH relativeFrom="column">
+                        <wp:posOffset>179550</wp:posOffset>
+                      </wp:positionH>
+                      <wp:positionV relativeFrom="paragraph">
+                        <wp:posOffset>171454</wp:posOffset>
+                      </wp:positionV>
+                      <wp:extent cx="611470" cy="370248"/>
+                      <wp:effectExtent l="0" t="0" r="55880" b="48895"/>
+                      <wp:wrapNone/>
+                      <wp:docPr id="166387609" name="直線單箭頭接點 34"/>
+                      <wp:cNvGraphicFramePr/>
+                      <a:graphic xmlns:a="http://schemas.openxmlformats.org/drawingml/2006/main">
+                        <a:graphicData uri="http://schemas.microsoft.com/office/word/2010/wordprocessingShape">
+                          <wps:wsp>
+                            <wps:cNvCnPr/>
+                            <wps:spPr>
+                              <a:xfrm>
+                                <a:off x="0" y="0"/>
+                                <a:ext cx="611470" cy="370248"/>
+                              </a:xfrm>
+                              <a:prstGeom prst="straightConnector1">
+                                <a:avLst/>
+                              </a:prstGeom>
+                              <a:ln>
+                                <a:tailEnd type="triangle"/>
+                              </a:ln>
+                            </wps:spPr>
+                            <wps:style>
+                              <a:lnRef idx="1">
+                                <a:schemeClr val="dk1"/>
+                              </a:lnRef>
+                              <a:fillRef idx="0">
+                                <a:schemeClr val="dk1"/>
+                              </a:fillRef>
+                              <a:effectRef idx="0">
+                                <a:schemeClr val="dk1"/>
+                              </a:effectRef>
+                              <a:fontRef idx="minor">
+                                <a:schemeClr val="tx1"/>
+                              </a:fontRef>
+                            </wps:style>
+                            <wps:bodyPr/>
+                          </wps:wsp>
+                        </a:graphicData>
+                      </a:graphic>
+                      <wp14:sizeRelH relativeFrom="margin">
+                        <wp14:pctWidth>0</wp14:pctWidth>
+                      </wp14:sizeRelH>
+                      <wp14:sizeRelV relativeFrom="margin">
+                        <wp14:pctHeight>0</wp14:pctHeight>
+                      </wp14:sizeRelV>
+                    </wp:anchor>
+                  </w:drawing>
+                </mc:Choice>
+                <mc:Fallback>
+                  <w:pict>
+                    <v:shapetype w14:anchorId="3AADF876" id="_x0000_t32" coordsize="21600,21600" o:spt="32" o:oned="t" path="m,l21600,21600e" filled="f">
+                      <v:path arrowok="t" fillok="f" o:connecttype="none"/>
+                      <o:lock v:ext="edit" shapetype="t"/>
+                    </v:shapetype>
+                    <v:shape id="直線單箭頭接點 34" o:spid="_x0000_s1026" type="#_x0000_t32" style="position:absolute;margin-left:14.15pt;margin-top:13.5pt;width:48.15pt;height:29.15pt;z-index:251689984;visibility:visible;mso-wrap-style:square;mso-width-percent:0;mso-height-percent:0;mso-wrap-distance-left:9pt;mso-wrap-distance-top:0;mso-wrap-distance-right:9pt;mso-wrap-distance-bottom:0;mso-position-horizontal:absolute;mso-position-horizontal-relative:text;mso-position-vertical:absolute;mso-position-vertical-relative:text;mso-width-percent:0;mso-height-percent:0;mso-width-relative:margin;mso-height-relative:margin" o:gfxdata="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" strokecolor="black [3200]" strokeweight=".5pt">
+                      <v:stroke endarrow="block" joinstyle="miter"/>
+                    </v:shape>
+                  </w:pict>
+                </mc:Fallback>
+              </mc:AlternateContent>
+            </w:r>
+            <w:r>
+              <w:rPr>
+                <w:rFonts w:eastAsia="標楷體" w:hint="eastAsia"/>
+                <w:noProof/>
+                <w:sz w:val="20"/>
+              </w:rPr>
+              <mc:AlternateContent>
+                <mc:Choice Requires="wps">
+                  <w:drawing>
+                    <wp:anchor distT="0" distB="0" distL="114300" distR="114300" simplePos="0" relativeHeight="251691008" behindDoc="0" locked="0" layoutInCell="1" allowOverlap="1" wp14:anchorId="464C574B" wp14:editId="0CBCAB57">
+                      <wp:simplePos x="0" y="0"/>
+                      <wp:positionH relativeFrom="column">
+                        <wp:posOffset>874886</wp:posOffset>
+                      </wp:positionH>
+                      <wp:positionV relativeFrom="paragraph">
+                        <wp:posOffset>557974</wp:posOffset>
+                      </wp:positionV>
+                      <wp:extent cx="1677335" cy="330979"/>
+                      <wp:effectExtent l="0" t="0" r="18415" b="12065"/>
+                      <wp:wrapNone/>
+                      <wp:docPr id="1675274719" name="文字方塊 35"/>
+                      <wp:cNvGraphicFramePr/>
+                      <a:graphic xmlns:a="http://schemas.openxmlformats.org/drawingml/2006/main">
+                        <a:graphicData uri="http://schemas.microsoft.com/office/word/2010/wordprocessingShape">
+                          <wps:wsp>
+                            <wps:cNvSpPr txBox="1"/>
+                            <wps:spPr>
+                              <a:xfrm>
+                                <a:off x="0" y="0"/>
+                                <a:ext cx="1677335" cy="330979"/>
+                              </a:xfrm>
+                              <a:prstGeom prst="rect">
+                                <a:avLst/>
+                              </a:prstGeom>
+                              <a:noFill/>
+                              <a:ln w="6350">
+                                <a:solidFill>
+                                  <a:prstClr val="black"/>
+                                </a:solidFill>
+                              </a:ln>
+                            </wps:spPr>
+                            <wps:txbx>
+                              <w:txbxContent>
+                                <w:p>
+                                  <w:pPr>
+                                    <w:snapToGrid w:val="0"/>
+                                    <w:rPr>
+                                      <w:rFonts w:eastAsia="標楷體" w:hint="eastAsia"/>
+                                      <w:bCs/>
+                                      <w:sz w:val="20"/>
+                                    </w:rPr>
+                                  </w:pPr>
+                                  <w:r>
+                                    <w:rPr>
+                                      <w:rFonts w:eastAsia="標楷體"/>
+                                      <w:bCs/>
+                                      <w:sz w:val="20"/>
+                                    </w:rPr>
+                                    <w:t>Input</w:t>
+                                  </w:r>
+                                  <w:r>
+                                    <w:rPr>
+                                      <w:rFonts w:eastAsia="標楷體"/>
+                                      <w:bCs/>
+                                      <w:sz w:val="20"/>
+                                    </w:rPr>
+                                    <w:t xml:space="preserve"> </w:t>
+                                  </w:r>
+                                  <w:r>
+                                    <w:rPr>
+                                      <w:rFonts w:eastAsia="標楷體"/>
+                                      <w:bCs/>
+                                      <w:sz w:val="20"/>
+                                    </w:rPr>
+                                    <w:t>noise</w:t>
+                                  </w:r>
+                                  <w:r>
+                                    <w:rPr>
+                                      <w:rFonts w:eastAsia="標楷體" w:hint="eastAsia"/>
+                                      <w:bCs/>
+                                      <w:sz w:val="20"/>
+                                    </w:rPr>
+                                    <w:t>(</w:t>
+                                  </w:r>
+                                  <w:r>
+                                    <w:rPr>
+                                      <w:rFonts w:eastAsia="標楷體"/>
+                                      <w:bCs/>
+                                      <w:sz w:val="20"/>
+                                    </w:rPr>
+                                    <w:t>v/rt hz)</w:t>
+                                  </w:r>
+                                  <w:r>
+                                    <w:rPr>
+                                      <w:rFonts w:eastAsia="標楷體" w:hint="eastAsia"/>
+                                      <w:bCs/>
+                                      <w:sz w:val="20"/>
+                                    </w:rPr>
+                                    <w:t>:</w:t>
+                                  </w:r>
+                                  <w:r>
+                                    <w:rPr>
+                                      <w:rFonts w:eastAsia="標楷體"/>
+                                      <w:bCs/>
+                                      <w:sz w:val="20"/>
+                                    </w:rPr>
+                                    <w:t xml:space="preserve"> </w:t>
+                                  </w:r>
+                                  <w:r>
+                                    <w:rPr>
+                                      <w:rFonts w:eastAsia="標楷體"/>
+                                      <w:bCs/>
+                                      <w:sz w:val="20"/>
+                                    </w:rPr>
+                                    <w:t>1.6782p</w:t>
+                                  </w:r>
+                                </w:p>
+                              </w:txbxContent>
+                            </wps:txbx>
+                            <wps:bodyPr rot="0" spcFirstLastPara="0" vertOverflow="overflow" horzOverflow="overflow" vert="horz" wrap="square" lIns="91440" tIns="45720" rIns="91440" bIns="45720" numCol="1" spcCol="0" rtlCol="0" fromWordArt="0" anchor="t" anchorCtr="0" forceAA="0" compatLnSpc="1">
+                              <a:prstTxWarp prst="textNoShape">
+                                <a:avLst/>
+                              </a:prstTxWarp>
+                              <a:noAutofit/>
+                            </wps:bodyPr>
+                          </wps:wsp>
+                        </a:graphicData>
+                      </a:graphic>
+                      <wp14:sizeRelH relativeFrom="margin">
+                        <wp14:pctWidth>0</wp14:pctWidth>
+                      </wp14:sizeRelH>
+                      <wp14:sizeRelV relativeFrom="margin">
+                        <wp14:pctHeight>0</wp14:pctHeight>
+                      </wp14:sizeRelV>
+                    </wp:anchor>
+                  </w:drawing>
+                </mc:Choice>
+                <mc:Fallback>
+                  <w:pict>
+                    <v:shape w14:anchorId="464C574B" id="_x0000_s1032" type="#_x0000_t202" style="position:absolute;margin-left:68.9pt;margin-top:43.95pt;width:132.05pt;height:26.05pt;z-index:251691008;visibility:visible;mso-wrap-style:square;mso-width-percent:0;mso-height-percent:0;mso-wrap-distance-left:9pt;mso-wrap-distance-top:0;mso-wrap-distance-right:9pt;mso-wrap-distance-bottom:0;mso-position-horizontal:absolute;mso-position-horizontal-relative:text;mso-position-vertical:absolute;mso-position-vertical-relative:text;mso-width-percent:0;mso-height-percent:0;mso-width-relative:margin;mso-height-relative:margin;v-text-anchor:top" o:gfxdata="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" filled="f" strokeweight=".5pt">
+                      <v:textbox>
+                        <w:txbxContent>
+                          <w:p>
+                            <w:pPr>
+                              <w:snapToGrid w:val="0"/>
+                              <w:rPr>
+                                <w:rFonts w:eastAsia="標楷體" w:hint="eastAsia"/>
+                                <w:bCs/>
+                                <w:sz w:val="20"/>
+                              </w:rPr>
+                            </w:pPr>
+                            <w:r>
+                              <w:rPr>
+                                <w:rFonts w:eastAsia="標楷體"/>
+                                <w:bCs/>
+                                <w:sz w:val="20"/>
+                              </w:rPr>
+                              <w:t>Input</w:t>
+                            </w:r>
+                            <w:r>
+                              <w:rPr>
+                                <w:rFonts w:eastAsia="標楷體"/>
+                                <w:bCs/>
+                                <w:sz w:val="20"/>
+                              </w:rPr>
+                              <w:t xml:space="preserve"> </w:t>
+                            </w:r>
+                            <w:r>
+                              <w:rPr>
+                                <w:rFonts w:eastAsia="標楷體"/>
+                                <w:bCs/>
+                                <w:sz w:val="20"/>
+                              </w:rPr>
+                              <w:t>noise</w:t>
+                            </w:r>
+                            <w:r>
+                              <w:rPr>
+                                <w:rFonts w:eastAsia="標楷體" w:hint="eastAsia"/>
+                                <w:bCs/>
+                                <w:sz w:val="20"/>
+                              </w:rPr>
+                              <w:t>(</w:t>
+                            </w:r>
+                            <w:r>
+                              <w:rPr>
+                                <w:rFonts w:eastAsia="標楷體"/>
+                                <w:bCs/>
+                                <w:sz w:val="20"/>
+                              </w:rPr>
+                              <w:t>v/rt hz)</w:t>
+                            </w:r>
+                            <w:r>
+                              <w:rPr>
+                                <w:rFonts w:eastAsia="標楷體" w:hint="eastAsia"/>
+                                <w:bCs/>
+                                <w:sz w:val="20"/>
+                              </w:rPr>
+                              <w:t>:</w:t>
+                            </w:r>
+                            <w:r>
+                              <w:rPr>
+                                <w:rFonts w:eastAsia="標楷體"/>
+                                <w:bCs/>
+                                <w:sz w:val="20"/>
+                              </w:rPr>
+                              <w:t xml:space="preserve"> </w:t>
+                            </w:r>
+                            <w:r>
+                              <w:rPr>
+                                <w:rFonts w:eastAsia="標楷體"/>
+                                <w:bCs/>
+                                <w:sz w:val="20"/>
+                              </w:rPr>
+                              <w:t>1.6782p</w:t>
+                            </w:r>
+                          </w:p>
+                        </w:txbxContent>
+                      </v:textbox>
+                    </v:shape>
+                  </w:pict>
+                </mc:Fallback>
+              </mc:AlternateContent>
+            </w:r>
+            <w:r>
+              <w:rPr>
+                <w:rFonts w:eastAsia="標楷體" w:hint="eastAsia"/>
+                <w:noProof/>
+                <w:sz w:val="20"/>
+              </w:rPr>
+              <w:drawing>
+                <wp:inline distT="0" distB="0" distL="0" distR="0" wp14:anchorId="472128B7" wp14:editId="361E49E1">
+                  <wp:extent cx="2843825" cy="1524000"/>
+                  <wp:effectExtent l="0" t="0" r="0" b="0"/>
+                  <wp:docPr id="30" name="圖片 30"/>
+                  <wp:cNvGraphicFramePr>
+                    <a:graphicFrameLocks xmlns:a="http://schemas.openxmlformats.org/drawingml/2006/main" noChangeAspect="1"/>
+                  </wp:cNvGraphicFramePr>
+                  <a:graphic xmlns:a="http://schemas.openxmlformats.org/drawingml/2006/main">
+                    <a:graphicData uri="http://schemas.openxmlformats.org/drawingml/2006/picture">
+                      <pic:pic xmlns:pic="http://schemas.openxmlformats.org/drawingml/2006/picture">
+                        <pic:nvPicPr>
+                          <pic:cNvPr id="30" name="單級.png"/>
+                          <pic:cNvPicPr/>
+                        </pic:nvPicPr>
+                        <pic:blipFill>
+                          <a:blip r:embed="rId18" cstate="print">
+                            <a:extLst>
+                              <a:ext uri="{28A0092B-C50C-407E-A947-70E740481C1C}">
+                                <a14:useLocalDpi xmlns:a14="http://schemas.microsoft.com/office/drawing/2010/main" val="0"/>
+                              </a:ext>
+                            </a:extLst>
+                          </a:blip>
+                          <a:stretch>
+                            <a:fillRect/>
+                          </a:stretch>
+                        </pic:blipFill>
+                        <pic:spPr>
+                          <a:xfrm>
+                            <a:off x="0" y="0"/>
+                            <a:ext cx="2858939" cy="1532099"/>
+                          </a:xfrm>
+                          <a:prstGeom prst="rect">
+                            <a:avLst/>
+                          </a:prstGeom>
+                        </pic:spPr>
+                      </pic:pic>
+                    </a:graphicData>
+                  </a:graphic>
+                </wp:inline>
+              </w:drawing>
+            </w:r>
+          </w:p>
+        </w:tc>
+      </w:tr>
+      <w:tr>
+        <w:trPr>
+          <w:trHeight w:val="304"/>
+        </w:trPr>
+        <w:tc>
+          <w:tcPr>
+            <w:tcW w:w="4236" w:type="dxa"/>
+          </w:tcPr>
+          <w:p>
+            <w:pPr>
+              <w:snapToGrid w:val="0"/>
+              <w:jc w:val="center"/>
+              <w:rPr>
+                <w:rFonts w:eastAsia="標楷體"/>
+                <w:sz w:val="20"/>
+              </w:rPr>
+            </w:pPr>
+            <w:r>
+              <w:rPr>
+                <w:rFonts w:eastAsia="標楷體" w:hint="eastAsia"/>
+                <w:sz w:val="20"/>
+              </w:rPr>
+              <w:t>單級</w:t>
+            </w:r>
+          </w:p>
+        </w:tc>
+      </w:tr>
+      <w:tr>
+        <w:trPr>
+          <w:trHeight w:val="2531"/>
+        </w:trPr>
+        <w:tc>
+          <w:tcPr>
+            <w:tcW w:w="4236" w:type="dxa"/>
+          </w:tcPr>
+          <w:p>
+            <w:pPr>
+              <w:snapToGrid w:val="0"/>
+              <w:rPr>
+                <w:rFonts w:eastAsia="標楷體"/>
+                <w:sz w:val="20"/>
+              </w:rPr>
+            </w:pPr>
+            <w:r>
+              <w:rPr>
+                <w:rFonts w:eastAsia="標楷體" w:hint="eastAsia"/>
+                <w:noProof/>
+                <w:sz w:val="20"/>
+              </w:rPr>
+              <mc:AlternateContent>
+                <mc:Choice Requires="wps">
+                  <w:drawing>
+                    <wp:anchor distT="0" distB="0" distL="114300" distR="114300" simplePos="0" relativeHeight="251693056" behindDoc="0" locked="0" layoutInCell="1" allowOverlap="1" wp14:anchorId="24294A35" wp14:editId="75ACDBEA">
+                      <wp:simplePos x="0" y="0"/>
+                      <wp:positionH relativeFrom="column">
+                        <wp:posOffset>998400</wp:posOffset>
+                      </wp:positionH>
+                      <wp:positionV relativeFrom="paragraph">
+                        <wp:posOffset>563346</wp:posOffset>
+                      </wp:positionV>
+                      <wp:extent cx="1722214" cy="269271"/>
+                      <wp:effectExtent l="0" t="0" r="11430" b="16510"/>
+                      <wp:wrapNone/>
+                      <wp:docPr id="1569205631" name="文字方塊 37"/>
+                      <wp:cNvGraphicFramePr/>
+                      <a:graphic xmlns:a="http://schemas.openxmlformats.org/drawingml/2006/main">
+                        <a:graphicData uri="http://schemas.microsoft.com/office/word/2010/wordprocessingShape">
+                          <wps:wsp>
+                            <wps:cNvSpPr txBox="1"/>
+                            <wps:spPr>
+                              <a:xfrm>
+                                <a:off x="0" y="0"/>
+                                <a:ext cx="1722214" cy="269271"/>
+                              </a:xfrm>
+                              <a:prstGeom prst="rect">
+                                <a:avLst/>
+                              </a:prstGeom>
+                              <a:noFill/>
+                              <a:ln w="6350">
+                                <a:solidFill>
+                                  <a:prstClr val="black"/>
+                                </a:solidFill>
+                              </a:ln>
+                            </wps:spPr>
+                            <wps:txbx>
+                              <w:txbxContent>
+                                <w:p>
+                                  <w:pPr>
+                                    <w:snapToGrid w:val="0"/>
+                                    <w:rPr>
+                                      <w:rFonts w:eastAsia="標楷體" w:hint="eastAsia"/>
+                                      <w:bCs/>
+                                      <w:sz w:val="20"/>
+                                    </w:rPr>
+                                  </w:pPr>
+                                  <w:r>
+                                    <w:rPr>
+                                      <w:rFonts w:eastAsia="標楷體"/>
+                                      <w:bCs/>
+                                      <w:sz w:val="20"/>
+                                    </w:rPr>
+                                    <w:t>Input</w:t>
+                                  </w:r>
+                                  <w:r>
+                                    <w:rPr>
+                                      <w:rFonts w:eastAsia="標楷體"/>
+                                      <w:bCs/>
+                                      <w:sz w:val="20"/>
+                                    </w:rPr>
+                                    <w:t xml:space="preserve"> </w:t>
+                                  </w:r>
+                                  <w:r>
+                                    <w:rPr>
+                                      <w:rFonts w:eastAsia="標楷體"/>
+                                      <w:bCs/>
+                                      <w:sz w:val="20"/>
+                                    </w:rPr>
+                                    <w:t>noise</w:t>
+                                  </w:r>
+                                  <w:r>
+                                    <w:rPr>
+                                      <w:rFonts w:eastAsia="標楷體" w:hint="eastAsia"/>
+                                      <w:bCs/>
+                                      <w:sz w:val="20"/>
+                                    </w:rPr>
+                                    <w:t>(</w:t>
+                                  </w:r>
+                                  <w:r>
+                                    <w:rPr>
+                                      <w:rFonts w:eastAsia="標楷體"/>
+                                      <w:bCs/>
+                                      <w:sz w:val="20"/>
+                                    </w:rPr>
+                                    <w:t>v/rt hz)</w:t>
+                                  </w:r>
+                                  <w:r>
+                                    <w:rPr>
+                                      <w:rFonts w:eastAsia="標楷體" w:hint="eastAsia"/>
+                                      <w:bCs/>
+                                      <w:sz w:val="20"/>
+                                    </w:rPr>
+                                    <w:t>:</w:t>
+                                  </w:r>
+                                  <w:r>
+                                    <w:rPr>
+                                      <w:rFonts w:eastAsia="標楷體"/>
+                                      <w:bCs/>
+                                      <w:sz w:val="20"/>
+                                    </w:rPr>
+                                    <w:t xml:space="preserve"> </w:t>
+                                  </w:r>
+                                  <w:r>
+                                    <w:rPr>
+                                      <w:rFonts w:eastAsia="標楷體"/>
+                                      <w:bCs/>
+                                      <w:sz w:val="20"/>
+                                    </w:rPr>
+                                    <w:t>2.3774p</w:t>
+                                  </w:r>
+                                </w:p>
+                                <w:p/>
+                              </w:txbxContent>
+                            </wps:txbx>
+                            <wps:bodyPr rot="0" spcFirstLastPara="0" vertOverflow="overflow" horzOverflow="overflow" vert="horz" wrap="square" lIns="91440" tIns="45720" rIns="91440" bIns="45720" numCol="1" spcCol="0" rtlCol="0" fromWordArt="0" anchor="t" anchorCtr="0" forceAA="0" compatLnSpc="1">
+                              <a:prstTxWarp prst="textNoShape">
+                                <a:avLst/>
+                              </a:prstTxWarp>
+                              <a:noAutofit/>
+                            </wps:bodyPr>
+                          </wps:wsp>
+                        </a:graphicData>
+                      </a:graphic>
+                      <wp14:sizeRelH relativeFrom="margin">
+                        <wp14:pctWidth>0</wp14:pctWidth>
+                      </wp14:sizeRelH>
+                      <wp14:sizeRelV relativeFrom="margin">
+                        <wp14:pctHeight>0</wp14:pctHeight>
+                      </wp14:sizeRelV>
+                    </wp:anchor>
+                  </w:drawing>
+                </mc:Choice>
+                <mc:Fallback>
+                  <w:pict>
+                    <v:shape w14:anchorId="24294A35" id="文字方塊 37" o:spid="_x0000_s1033" type="#_x0000_t202" style="position:absolute;margin-left:78.6pt;margin-top:44.35pt;width:135.6pt;height:21.2pt;z-index:251693056;visibility:visible;mso-wrap-style:square;mso-width-percent:0;mso-height-percent:0;mso-wrap-distance-left:9pt;mso-wrap-distance-top:0;mso-wrap-distance-right:9pt;mso-wrap-distance-bottom:0;mso-position-horizontal:absolute;mso-position-horizontal-relative:text;mso-position-vertical:absolute;mso-position-vertical-relative:text;mso-width-percent:0;mso-height-percent:0;mso-width-relative:margin;mso-height-relative:margin;v-text-anchor:top" o:gfxdata="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" filled="f" strokeweight=".5pt">
+                      <v:textbox>
+                        <w:txbxContent>
+                          <w:p>
+                            <w:pPr>
+                              <w:snapToGrid w:val="0"/>
+                              <w:rPr>
+                                <w:rFonts w:eastAsia="標楷體" w:hint="eastAsia"/>
+                                <w:bCs/>
+                                <w:sz w:val="20"/>
+                              </w:rPr>
+                            </w:pPr>
+                            <w:r>
+                              <w:rPr>
+                                <w:rFonts w:eastAsia="標楷體"/>
+                                <w:bCs/>
+                                <w:sz w:val="20"/>
+                              </w:rPr>
+                              <w:t>Input</w:t>
+                            </w:r>
+                            <w:r>
+                              <w:rPr>
+                                <w:rFonts w:eastAsia="標楷體"/>
+                                <w:bCs/>
+                                <w:sz w:val="20"/>
+                              </w:rPr>
+                              <w:t xml:space="preserve"> </w:t>
+                            </w:r>
+                            <w:r>
+                              <w:rPr>
+                                <w:rFonts w:eastAsia="標楷體"/>
+                                <w:bCs/>
+                                <w:sz w:val="20"/>
+                              </w:rPr>
+                              <w:t>noise</w:t>
+                            </w:r>
+                            <w:r>
+                              <w:rPr>
+                                <w:rFonts w:eastAsia="標楷體" w:hint="eastAsia"/>
+                                <w:bCs/>
+                                <w:sz w:val="20"/>
+                              </w:rPr>
+                              <w:t>(</w:t>
+                            </w:r>
+                            <w:r>
+                              <w:rPr>
+                                <w:rFonts w:eastAsia="標楷體"/>
+                                <w:bCs/>
+                                <w:sz w:val="20"/>
+                              </w:rPr>
+                              <w:t>v/rt hz)</w:t>
+                            </w:r>
+                            <w:r>
+                              <w:rPr>
+                                <w:rFonts w:eastAsia="標楷體" w:hint="eastAsia"/>
+                                <w:bCs/>
+                                <w:sz w:val="20"/>
+                              </w:rPr>
+                              <w:t>:</w:t>
+                            </w:r>
+                            <w:r>
+                              <w:rPr>
+                                <w:rFonts w:eastAsia="標楷體"/>
+                                <w:bCs/>
+                                <w:sz w:val="20"/>
+                              </w:rPr>
+                              <w:t xml:space="preserve"> </w:t>
+                            </w:r>
+                            <w:r>
+                              <w:rPr>
+                                <w:rFonts w:eastAsia="標楷體"/>
+                                <w:bCs/>
+                                <w:sz w:val="20"/>
+                              </w:rPr>
+                              <w:t>2.3774p</w:t>
+                            </w:r>
+                          </w:p>
+                          <w:p/>
+                        </w:txbxContent>
+                      </v:textbox>
+                    </v:shape>
+                  </w:pict>
+                </mc:Fallback>
+              </mc:AlternateContent>
+            </w:r>
+            <w:r>
+              <w:rPr>
+                <w:rFonts w:eastAsia="標楷體" w:hint="eastAsia"/>
+                <w:noProof/>
+                <w:sz w:val="20"/>
+              </w:rPr>
+              <mc:AlternateContent>
+                <mc:Choice Requires="wps">
+                  <w:drawing>
+                    <wp:anchor distT="0" distB="0" distL="114300" distR="114300" simplePos="0" relativeHeight="251692032" behindDoc="0" locked="0" layoutInCell="1" allowOverlap="1" wp14:anchorId="34EFC670" wp14:editId="1EBD1B8F">
+                      <wp:simplePos x="0" y="0"/>
+                      <wp:positionH relativeFrom="column">
+                        <wp:posOffset>201988</wp:posOffset>
+                      </wp:positionH>
+                      <wp:positionV relativeFrom="paragraph">
+                        <wp:posOffset>311064</wp:posOffset>
+                      </wp:positionV>
+                      <wp:extent cx="740496" cy="291711"/>
+                      <wp:effectExtent l="0" t="0" r="78740" b="70485"/>
+                      <wp:wrapNone/>
+                      <wp:docPr id="2036200529" name="直線單箭頭接點 36"/>
+                      <wp:cNvGraphicFramePr/>
+                      <a:graphic xmlns:a="http://schemas.openxmlformats.org/drawingml/2006/main">
+                        <a:graphicData uri="http://schemas.microsoft.com/office/word/2010/wordprocessingShape">
+                          <wps:wsp>
+                            <wps:cNvCnPr/>
+                            <wps:spPr>
+                              <a:xfrm>
+                                <a:off x="0" y="0"/>
+                                <a:ext cx="740496" cy="291711"/>
+                              </a:xfrm>
+                              <a:prstGeom prst="straightConnector1">
+                                <a:avLst/>
+                              </a:prstGeom>
+                              <a:ln>
+                                <a:tailEnd type="triangle"/>
+                              </a:ln>
+                            </wps:spPr>
+                            <wps:style>
+                              <a:lnRef idx="1">
+                                <a:schemeClr val="dk1"/>
+                              </a:lnRef>
+                              <a:fillRef idx="0">
+                                <a:schemeClr val="dk1"/>
+                              </a:fillRef>
+                              <a:effectRef idx="0">
+                                <a:schemeClr val="dk1"/>
+                              </a:effectRef>
+                              <a:fontRef idx="minor">
+                                <a:schemeClr val="tx1"/>
+                              </a:fontRef>
+                            </wps:style>
+                            <wps:bodyPr/>
+                          </wps:wsp>
+                        </a:graphicData>
+                      </a:graphic>
+                      <wp14:sizeRelH relativeFrom="margin">
+                        <wp14:pctWidth>0</wp14:pctWidth>
+                      </wp14:sizeRelH>
+                      <wp14:sizeRelV relativeFrom="margin">
+                        <wp14:pctHeight>0</wp14:pctHeight>
+                      </wp14:sizeRelV>
+                    </wp:anchor>
+                  </w:drawing>
+                </mc:Choice>
+                <mc:Fallback>
+                  <w:pict>
+                    <v:shape w14:anchorId="44802489" id="直線單箭頭接點 36" o:spid="_x0000_s1026" type="#_x0000_t32" style="position:absolute;margin-left:15.9pt;margin-top:24.5pt;width:58.3pt;height:22.95pt;z-index:251692032;visibility:visible;mso-wrap-style:square;mso-width-percent:0;mso-height-percent:0;mso-wrap-distance-left:9pt;mso-wrap-distance-top:0;mso-wrap-distance-right:9pt;mso-wrap-distance-bottom:0;mso-position-horizontal:absolute;mso-position-horizontal-relative:text;mso-position-vertical:absolute;mso-position-vertical-relative:text;mso-width-percent:0;mso-height-percent:0;mso-width-relative:margin;mso-height-relative:margin" o:gfxdata="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" strokecolor="black [3200]" strokeweight=".5pt">
+                      <v:stroke endarrow="block" joinstyle="miter"/>
+                    </v:shape>
+                  </w:pict>
+                </mc:Fallback>
+              </mc:AlternateContent>
+            </w:r>
+            <w:r>
+              <w:rPr>
+                <w:rFonts w:eastAsia="標楷體" w:hint="eastAsia"/>
+                <w:noProof/>
+                <w:sz w:val="20"/>
+              </w:rPr>
+              <w:drawing>
+                <wp:inline distT="0" distB="0" distL="0" distR="0" wp14:anchorId="20E537FC" wp14:editId="4EA41145">
+                  <wp:extent cx="2869995" cy="1511300"/>
+                  <wp:effectExtent l="0" t="0" r="6985" b="0"/>
+                  <wp:docPr id="31" name="圖片 31"/>
+                  <wp:cNvGraphicFramePr>
+                    <a:graphicFrameLocks xmlns:a="http://schemas.openxmlformats.org/drawingml/2006/main" noChangeAspect="1"/>
+                  </wp:cNvGraphicFramePr>
+                  <a:graphic xmlns:a="http://schemas.openxmlformats.org/drawingml/2006/main">
+                    <a:graphicData uri="http://schemas.openxmlformats.org/drawingml/2006/picture">
+                      <pic:pic xmlns:pic="http://schemas.openxmlformats.org/drawingml/2006/picture">
+                        <pic:nvPicPr>
+                          <pic:cNvPr id="31" name="N=1.png"/>
+                          <pic:cNvPicPr/>
+                        </pic:nvPicPr>
+                        <pic:blipFill>
+                          <a:blip r:embed="rId19" cstate="print">
+                            <a:extLst>
+                              <a:ext uri="{28A0092B-C50C-407E-A947-70E740481C1C}">
+                                <a14:useLocalDpi xmlns:a14="http://schemas.microsoft.com/office/drawing/2010/main" val="0"/>
+                              </a:ext>
+                            </a:extLst>
+                          </a:blip>
+                          <a:stretch>
+                            <a:fillRect/>
+                          </a:stretch>
+                        </pic:blipFill>
+                        <pic:spPr>
+                          <a:xfrm>
+                            <a:off x="0" y="0"/>
+                            <a:ext cx="2880975" cy="1517082"/>
+                          </a:xfrm>
+                          <a:prstGeom prst="rect">
+                            <a:avLst/>
+                          </a:prstGeom>
+                        </pic:spPr>
+                      </pic:pic>
+                    </a:graphicData>
+                  </a:graphic>
+                </wp:inline>
+              </w:drawing>
+            </w:r>
+          </w:p>
+        </w:tc>
+      </w:tr>
+      <w:tr>
+        <w:trPr>
+          <w:trHeight w:val="269"/>
+        </w:trPr>
+        <w:tc>
+          <w:tcPr>
+            <w:tcW w:w="4236" w:type="dxa"/>
+          </w:tcPr>
+          <w:p>
+            <w:pPr>
+              <w:snapToGrid w:val="0"/>
+              <w:jc w:val="center"/>
+              <w:rPr>
+                <w:rFonts w:eastAsia="標楷體"/>
+                <w:sz w:val="20"/>
+              </w:rPr>
+            </w:pPr>
+            <w:r>
+              <w:rPr>
+                <w:rFonts w:eastAsia="標楷體" w:hint="eastAsia"/>
+                <w:sz w:val="20"/>
+              </w:rPr>
+              <w:t>N</w:t>
+            </w:r>
+            <w:r>
+              <w:rPr>
+                <w:rFonts w:eastAsia="標楷體"/>
+                <w:sz w:val="20"/>
+              </w:rPr>
+              <w:t>=1</w:t>
+            </w:r>
+          </w:p>
+        </w:tc>
+      </w:tr>
+    </w:tbl>
+    <w:p>
+      <w:pPr>
+        <w:snapToGrid w:val="0"/>
+        <w:spacing w:afterLines="50" w:after="180"/>
+        <w:jc w:val="center"/>
+        <w:rPr>
+          <w:rFonts w:eastAsia="標楷體"/>
+          <w:bCs/>
+          <w:sz w:val="20"/>
+        </w:rPr>
+      </w:pPr>
+      <w:r>
+        <w:rPr>
+          <w:rFonts w:eastAsia="標楷體" w:hint="eastAsia"/>
+          <w:bCs/>
+          <w:sz w:val="20"/>
+        </w:rPr>
+        <w:t>表</w:t>
+      </w:r>
+      <w:r>
+        <w:rPr>
+          <w:rFonts w:eastAsia="標楷體" w:hint="eastAsia"/>
+          <w:bCs/>
+          <w:sz w:val="20"/>
+        </w:rPr>
+        <w:t>(</w:t>
+      </w:r>
+      <w:r>
+        <w:rPr>
+          <w:rFonts w:eastAsia="標楷體" w:hint="eastAsia"/>
+          <w:bCs/>
+          <w:sz w:val="20"/>
+        </w:rPr>
+        <w:t>四</w:t>
+      </w:r>
+      <w:r>
+        <w:rPr>
+          <w:rFonts w:eastAsia="標楷體" w:hint="eastAsia"/>
+          <w:bCs/>
+          <w:sz w:val="20"/>
+        </w:rPr>
+        <w:t>)</w:t>
+      </w:r>
+    </w:p>
+    <w:p>
+      <w:pPr>
+        <w:widowControl/>
+        <w:rPr>
+          <w:rFonts w:eastAsia="標楷體"/>
+          <w:bCs/>
+          <w:sz w:val="20"/>
+        </w:rPr>
+      </w:pPr>
+      <w:r>
+        <w:rPr>
+          <w:rFonts w:eastAsia="標楷體"/>
+          <w:bCs/>
+          <w:sz w:val="20"/>
+        </w:rPr>
+        <w:br w:type="page"/>
+      </w:r>
+    </w:p>
+    <w:p>
+      <w:pPr>
+        <w:snapToGrid w:val="0"/>
+        <w:spacing w:afterLines="50" w:after="180"/>
+        <w:jc w:val="center"/>
+        <w:rPr>
+          <w:rFonts w:eastAsia="標楷體" w:hint="eastAsia"/>
+          <w:bCs/>
           <w:sz w:val="20"/>
         </w:rPr>
       </w:pPr>
@@ -12313,6 +12186,7 @@
       <w:tblPr>
         <w:tblStyle w:val="ae"/>
         <w:tblW w:w="4644" w:type="dxa"/>
+        <w:tblInd w:w="-449" w:type="dxa"/>
         <w:tblLook w:val="04A0" w:firstRow="1" w:lastRow="0" w:firstColumn="1" w:lastColumn="0" w:noHBand="0" w:noVBand="1"/>
       </w:tblPr>
       <w:tblGrid>
@@ -13046,23 +12920,13 @@
               </w:rPr>
               <w:t>(</w:t>
             </w:r>
-            <w:proofErr w:type="spellStart"/>
             <w:r>
               <w:rPr>
                 <w:rFonts w:eastAsia="標楷體"/>
                 <w:bCs/>
                 <w:sz w:val="20"/>
               </w:rPr>
-              <w:t>mW</w:t>
-            </w:r>
-            <w:proofErr w:type="spellEnd"/>
-            <w:r>
-              <w:rPr>
-                <w:rFonts w:eastAsia="標楷體"/>
-                <w:bCs/>
-                <w:sz w:val="20"/>
-              </w:rPr>
-              <w:t>)</w:t>
+              <w:t>mW)</w:t>
             </w:r>
           </w:p>
         </w:tc>
@@ -13250,25 +13114,7 @@
                 <w:bCs/>
                 <w:sz w:val="20"/>
               </w:rPr>
-              <w:t xml:space="preserve">v/rt </w:t>
-            </w:r>
-            <w:proofErr w:type="spellStart"/>
-            <w:r>
-              <w:rPr>
-                <w:rFonts w:eastAsia="標楷體"/>
-                <w:bCs/>
-                <w:sz w:val="20"/>
-              </w:rPr>
-              <w:t>hz</w:t>
-            </w:r>
-            <w:proofErr w:type="spellEnd"/>
-            <w:r>
-              <w:rPr>
-                <w:rFonts w:eastAsia="標楷體"/>
-                <w:bCs/>
-                <w:sz w:val="20"/>
-              </w:rPr>
-              <w:t>)</w:t>
+              <w:t>v/rt hz)</w:t>
             </w:r>
           </w:p>
         </w:tc>
@@ -13372,6 +13218,7 @@
     <w:p>
       <w:pPr>
         <w:snapToGrid w:val="0"/>
+        <w:spacing w:afterLines="50" w:after="180"/>
         <w:jc w:val="center"/>
         <w:rPr>
           <w:rFonts w:eastAsia="標楷體"/>
@@ -13379,6 +13226,38 @@
           <w:sz w:val="20"/>
         </w:rPr>
       </w:pPr>
+      <w:r>
+        <w:rPr>
+          <w:rFonts w:eastAsia="標楷體" w:hint="eastAsia"/>
+          <w:bCs/>
+          <w:sz w:val="20"/>
+        </w:rPr>
+        <w:t>表</w:t>
+      </w:r>
+      <w:r>
+        <w:rPr>
+          <w:rFonts w:eastAsia="標楷體" w:hint="eastAsia"/>
+          <w:bCs/>
+          <w:sz w:val="20"/>
+        </w:rPr>
+        <w:t>(</w:t>
+      </w:r>
+      <w:r>
+        <w:rPr>
+          <w:rFonts w:eastAsia="標楷體" w:hint="eastAsia"/>
+          <w:bCs/>
+          <w:sz w:val="20"/>
+        </w:rPr>
+        <w:t>五</w:t>
+      </w:r>
+      <w:r>
+        <w:rPr>
+          <w:rFonts w:eastAsia="標楷體" w:hint="eastAsia"/>
+          <w:bCs/>
+          <w:sz w:val="20"/>
+        </w:rPr>
+        <w:t>)</w:t>
+      </w:r>
     </w:p>
     <w:p>
       <w:pPr>
@@ -13432,97 +13311,7 @@
           <w:sz w:val="20"/>
           <w:szCs w:val="20"/>
         </w:rPr>
-        <w:t>在本次專題我們引入了一種可以通過消耗更多功率來提升我們TIA的增益</w:t>
-      </w:r>
-      <w:proofErr w:type="gramStart"/>
-      <w:r>
-        <w:rPr>
-          <w:rFonts w:ascii="標楷體" w:eastAsia="標楷體" w:hAnsi="標楷體" w:hint="eastAsia"/>
-          <w:sz w:val="20"/>
-          <w:szCs w:val="20"/>
-        </w:rPr>
-        <w:t>頻寬積的</w:t>
-      </w:r>
-      <w:proofErr w:type="gramEnd"/>
-      <w:r>
-        <w:rPr>
-          <w:rFonts w:ascii="標楷體" w:eastAsia="標楷體" w:hAnsi="標楷體" w:hint="eastAsia"/>
-          <w:sz w:val="20"/>
-          <w:szCs w:val="20"/>
-        </w:rPr>
-        <w:t>技術，而無需使用任何</w:t>
-      </w:r>
-      <w:proofErr w:type="gramStart"/>
-      <w:r>
-        <w:rPr>
-          <w:rFonts w:ascii="標楷體" w:eastAsia="標楷體" w:hAnsi="標楷體" w:hint="eastAsia"/>
-          <w:sz w:val="20"/>
-          <w:szCs w:val="20"/>
-        </w:rPr>
-        <w:t>電感器</w:t>
-      </w:r>
-      <w:proofErr w:type="gramEnd"/>
-      <w:r>
-        <w:rPr>
-          <w:rFonts w:ascii="標楷體" w:eastAsia="標楷體" w:hAnsi="標楷體" w:hint="eastAsia"/>
-          <w:sz w:val="20"/>
-          <w:szCs w:val="20"/>
-        </w:rPr>
-        <w:t>。這些無</w:t>
-      </w:r>
-      <w:proofErr w:type="gramStart"/>
-      <w:r>
-        <w:rPr>
-          <w:rFonts w:ascii="標楷體" w:eastAsia="標楷體" w:hAnsi="標楷體" w:hint="eastAsia"/>
-          <w:sz w:val="20"/>
-          <w:szCs w:val="20"/>
-        </w:rPr>
-        <w:t>電感器的</w:t>
-      </w:r>
-      <w:proofErr w:type="gramEnd"/>
-      <w:r>
-        <w:rPr>
-          <w:rFonts w:ascii="標楷體" w:eastAsia="標楷體" w:hAnsi="標楷體" w:hint="eastAsia"/>
-          <w:sz w:val="20"/>
-          <w:szCs w:val="20"/>
-        </w:rPr>
-        <w:t>TIA具有小面積</w:t>
-      </w:r>
-      <w:proofErr w:type="gramStart"/>
-      <w:r>
-        <w:rPr>
-          <w:rFonts w:ascii="標楷體" w:eastAsia="標楷體" w:hAnsi="標楷體" w:hint="eastAsia"/>
-          <w:sz w:val="20"/>
-          <w:szCs w:val="20"/>
-        </w:rPr>
-        <w:t>和低子速率</w:t>
-      </w:r>
-      <w:proofErr w:type="gramEnd"/>
-      <w:r>
-        <w:rPr>
-          <w:rFonts w:ascii="標楷體" w:eastAsia="標楷體" w:hAnsi="標楷體" w:hint="eastAsia"/>
-          <w:sz w:val="20"/>
-          <w:szCs w:val="20"/>
-        </w:rPr>
-        <w:t>耦合，可用於高速</w:t>
-      </w:r>
-      <w:proofErr w:type="gramStart"/>
-      <w:r>
-        <w:rPr>
-          <w:rFonts w:ascii="標楷體" w:eastAsia="標楷體" w:hAnsi="標楷體" w:hint="eastAsia"/>
-          <w:sz w:val="20"/>
-          <w:szCs w:val="20"/>
-        </w:rPr>
-        <w:t>並行光鏈路</w:t>
-      </w:r>
-      <w:proofErr w:type="gramEnd"/>
-      <w:r>
-        <w:rPr>
-          <w:rFonts w:ascii="標楷體" w:eastAsia="標楷體" w:hAnsi="標楷體" w:hint="eastAsia"/>
-          <w:sz w:val="20"/>
-          <w:szCs w:val="20"/>
-        </w:rPr>
-        <w:t>，用於晶片和晶片的互相連結。</w:t>
+        <w:t>在本次專題我們引入了一種可以通過消耗更多功率來提升我們TIA的增益頻寬積的技術，而無需使用任何電感器。這些無電感器的TIA具有小面積和低子速率耦合，可用於高速並行光鏈路，用於晶片和晶片的互相連結。</w:t>
       </w:r>
     </w:p>
     <w:p>
@@ -13542,7 +13331,6 @@
           <w:b/>
           <w:sz w:val="20"/>
         </w:rPr>
-        <w:lastRenderedPageBreak/>
         <w:t>六</w:t>
       </w:r>
       <w:r>
@@ -13628,23 +13416,7 @@
           <w:bCs/>
           <w:sz w:val="20"/>
         </w:rPr>
-        <w:t>導，在我遇到困難尋求協助</w:t>
-      </w:r>
-      <w:r>
-        <w:rPr>
-          <w:rFonts w:eastAsia="標楷體" w:hint="eastAsia"/>
-          <w:bCs/>
-          <w:sz w:val="20"/>
-        </w:rPr>
-        <w:t xml:space="preserve"> </w:t>
-      </w:r>
-      <w:r>
-        <w:rPr>
-          <w:rFonts w:eastAsia="標楷體" w:hint="eastAsia"/>
-          <w:bCs/>
-          <w:sz w:val="20"/>
-        </w:rPr>
-        <w:t>時，總能提供我好的建議。</w:t>
+        <w:t>導，在我遇到困難尋求協助時，總能提供我好的建議。</w:t>
       </w:r>
     </w:p>
     <w:p>
@@ -13670,7 +13442,7 @@
     <w:p>
       <w:pPr>
         <w:snapToGrid w:val="0"/>
-        <w:jc w:val="distribute"/>
+        <w:jc w:val="both"/>
         <w:rPr>
           <w:rFonts w:eastAsia="標楷體"/>
           <w:sz w:val="20"/>
@@ -13697,31 +13469,13 @@
         </w:rPr>
         <w:t>,</w:t>
       </w:r>
-      <w:proofErr w:type="gramStart"/>
-      <w:r>
-        <w:rPr>
-          <w:rFonts w:eastAsia="標楷體" w:hint="eastAsia"/>
-          <w:sz w:val="20"/>
-        </w:rPr>
-        <w:t>”</w:t>
-      </w:r>
-      <w:proofErr w:type="gramEnd"/>
-      <w:r>
-        <w:rPr>
-          <w:rFonts w:eastAsia="標楷體" w:hint="eastAsia"/>
-          <w:sz w:val="20"/>
-        </w:rPr>
-        <w:t>光通訊接收電路技術深探</w:t>
-      </w:r>
-      <w:proofErr w:type="gramStart"/>
-      <w:r>
-        <w:rPr>
-          <w:rFonts w:eastAsia="標楷體" w:hint="eastAsia"/>
-          <w:sz w:val="20"/>
-        </w:rPr>
-        <w:t>”</w:t>
-      </w:r>
-      <w:proofErr w:type="gramEnd"/>
+      <w:r>
+        <w:rPr>
+          <w:rFonts w:eastAsia="標楷體" w:hint="eastAsia"/>
+          <w:sz w:val="20"/>
+        </w:rPr>
+        <w:t>”光通訊接收電路技術深探”</w:t>
+      </w:r>
       <w:r>
         <w:rPr>
           <w:rFonts w:eastAsia="標楷體" w:hint="eastAsia"/>
@@ -13782,7 +13536,7 @@
     <w:p>
       <w:pPr>
         <w:snapToGrid w:val="0"/>
-        <w:jc w:val="distribute"/>
+        <w:jc w:val="both"/>
         <w:rPr>
           <w:rFonts w:eastAsia="標楷體"/>
           <w:sz w:val="20"/>
@@ -13792,7 +13546,7 @@
     <w:p>
       <w:pPr>
         <w:snapToGrid w:val="0"/>
-        <w:jc w:val="distribute"/>
+        <w:jc w:val="both"/>
         <w:rPr>
           <w:rFonts w:eastAsia="標楷體"/>
           <w:sz w:val="20"/>
@@ -13803,29 +13557,13 @@
           <w:rFonts w:eastAsia="標楷體"/>
           <w:sz w:val="20"/>
         </w:rPr>
-        <w:t>[2] Q. Xu, B. Schmidt, S. Pradhan, and M. Lipson, “</w:t>
-      </w:r>
-      <w:proofErr w:type="spellStart"/>
-      <w:r>
-        <w:rPr>
-          <w:rFonts w:eastAsia="標楷體"/>
-          <w:sz w:val="20"/>
-        </w:rPr>
-        <w:t>Micrometre</w:t>
-      </w:r>
-      <w:proofErr w:type="spellEnd"/>
-      <w:r>
-        <w:rPr>
-          <w:rFonts w:eastAsia="標楷體"/>
-          <w:sz w:val="20"/>
-        </w:rPr>
-        <w:t>-scale silicon electro-optic modulator,” Nature, vol. 435, no. 7040, pp. 325–327, May 2005.</w:t>
+        <w:t>[2]Q. Xu, B. Schmidt, S. Pradhan, and M. Lipson, “Micrometre-scale silicon electro-optic modulator,” Nature, vol. 435, no. 7040, pp. 325–327, May 2005.</w:t>
       </w:r>
     </w:p>
     <w:p>
       <w:pPr>
         <w:snapToGrid w:val="0"/>
-        <w:jc w:val="distribute"/>
+        <w:jc w:val="both"/>
         <w:rPr>
           <w:rFonts w:eastAsia="標楷體"/>
           <w:sz w:val="20"/>
@@ -13835,7 +13573,7 @@
     <w:p>
       <w:pPr>
         <w:snapToGrid w:val="0"/>
-        <w:jc w:val="distribute"/>
+        <w:jc w:val="both"/>
         <w:rPr>
           <w:rFonts w:eastAsia="標楷體"/>
           <w:sz w:val="20"/>
@@ -13846,29 +13584,13 @@
           <w:rFonts w:eastAsia="標楷體"/>
           <w:sz w:val="20"/>
         </w:rPr>
-        <w:t>[3] D. A. B. Miller, “Optical interconnects to silicon,” IEEE J. Sel. Topics Quantum Electron., vol. 6, no. 6, pp. 1312–</w:t>
-      </w:r>
-      <w:proofErr w:type="gramStart"/>
-      <w:r>
-        <w:rPr>
-          <w:rFonts w:eastAsia="標楷體"/>
-          <w:sz w:val="20"/>
-        </w:rPr>
-        <w:t>1317,Nov.</w:t>
-      </w:r>
-      <w:proofErr w:type="gramEnd"/>
-      <w:r>
-        <w:rPr>
-          <w:rFonts w:eastAsia="標楷體"/>
-          <w:sz w:val="20"/>
-        </w:rPr>
-        <w:t>/Dec. 2000</w:t>
+        <w:t>[3]D.A.B. Miller, “Optical interconnects to silicon,” IEEE J. Sel. Topics Quantum Electron., vol. 6, no. 6, pp. 1312–1317,Nov./Dec. 2000</w:t>
       </w:r>
     </w:p>
     <w:p>
       <w:pPr>
         <w:snapToGrid w:val="0"/>
-        <w:jc w:val="distribute"/>
+        <w:jc w:val="both"/>
         <w:rPr>
           <w:rFonts w:eastAsia="標楷體"/>
           <w:sz w:val="20"/>
@@ -13878,7 +13600,7 @@
     <w:p>
       <w:pPr>
         <w:snapToGrid w:val="0"/>
-        <w:jc w:val="distribute"/>
+        <w:jc w:val="both"/>
         <w:rPr>
           <w:rFonts w:eastAsia="標楷體"/>
           <w:sz w:val="20"/>
@@ -13889,13 +13611,13 @@
           <w:rFonts w:eastAsia="標楷體"/>
           <w:sz w:val="20"/>
         </w:rPr>
-        <w:t>[4] W.-Z. Chen, Y.-L. Cheng, and D.-S. Lin, “A 1.8-V 10-Gb/s fully integrated CMOS optical receiver analog front-end,” IEEE J. Solid-State Circuits, vol. 40, no. 6, pp. 1388–1396, Jun.2005.</w:t>
+        <w:t>[4]W.-Z. Chen, Y.-L. Cheng, and D.-S. Lin, “A 1.8-V 10-Gb/s fully integrated CMOS optical receiver analog front-end,” IEEE J. Solid-State Circuits, vol. 40, no. 6, pp. 1388–1396, Jun.2005.</w:t>
       </w:r>
     </w:p>
     <w:p>
       <w:pPr>
         <w:snapToGrid w:val="0"/>
-        <w:jc w:val="distribute"/>
+        <w:jc w:val="both"/>
         <w:rPr>
           <w:rFonts w:eastAsia="標楷體"/>
           <w:sz w:val="20"/>
@@ -13905,7 +13627,7 @@
     <w:p>
       <w:pPr>
         <w:snapToGrid w:val="0"/>
-        <w:jc w:val="distribute"/>
+        <w:jc w:val="both"/>
         <w:rPr>
           <w:rFonts w:eastAsia="標楷體"/>
           <w:sz w:val="20"/>
@@ -13916,29 +13638,27 @@
           <w:rFonts w:eastAsia="標楷體"/>
           <w:sz w:val="20"/>
         </w:rPr>
-        <w:t>[5] C.-H. Wu, C.-H. Lee, W.-S. Chen, and S.-I. Liu, “CMOS wideband amplifiers using multiple inductive-series peaking technique,” IEEE J. Solid-State Circuits, vol. 40, no.</w:t>
-      </w:r>
-      <w:proofErr w:type="gramStart"/>
+        <w:t>[5]C.-H. Wu, C.-H. Lee, W.-S. Chen, and S.-I. Liu, “CMOS</w:t>
+      </w:r>
+      <w:r>
+        <w:rPr>
+          <w:rFonts w:eastAsia="標楷體" w:hint="eastAsia"/>
+          <w:sz w:val="20"/>
+        </w:rPr>
+        <w:t xml:space="preserve"> </w:t>
+      </w:r>
       <w:r>
         <w:rPr>
           <w:rFonts w:eastAsia="標楷體"/>
           <w:sz w:val="20"/>
         </w:rPr>
-        <w:t>2,pp.</w:t>
-      </w:r>
-      <w:proofErr w:type="gramEnd"/>
-      <w:r>
-        <w:rPr>
-          <w:rFonts w:eastAsia="標楷體"/>
-          <w:sz w:val="20"/>
-        </w:rPr>
-        <w:t xml:space="preserve"> 548–552, Feb. 2005.</w:t>
+        <w:t>wideband amplifiers using multiple inductive-series peaking technique,” IEEE J.Solid-State Circuits, vol. 40, no.2,pp. 548–552, Feb. 2005.</w:t>
       </w:r>
     </w:p>
     <w:p>
       <w:pPr>
         <w:snapToGrid w:val="0"/>
-        <w:jc w:val="distribute"/>
+        <w:jc w:val="both"/>
         <w:rPr>
           <w:rFonts w:eastAsia="標楷體"/>
           <w:sz w:val="20"/>
@@ -13948,7 +13668,7 @@
     <w:p>
       <w:pPr>
         <w:snapToGrid w:val="0"/>
-        <w:jc w:val="distribute"/>
+        <w:jc w:val="both"/>
         <w:rPr>
           <w:rFonts w:eastAsia="標楷體"/>
           <w:sz w:val="20"/>
@@ -13959,29 +13679,13 @@
           <w:rFonts w:eastAsia="標楷體"/>
           <w:sz w:val="20"/>
         </w:rPr>
-        <w:t xml:space="preserve">[6] Ling Tian Zhu Lei, Ying Mei Chen and Li Zhang. A 10gb/s </w:t>
-      </w:r>
-      <w:proofErr w:type="spellStart"/>
-      <w:r>
-        <w:rPr>
-          <w:rFonts w:eastAsia="標楷體"/>
-          <w:sz w:val="20"/>
-        </w:rPr>
-        <w:t>lowpower</w:t>
-      </w:r>
-      <w:proofErr w:type="spellEnd"/>
-      <w:r>
-        <w:rPr>
-          <w:rFonts w:eastAsia="標楷體"/>
-          <w:sz w:val="20"/>
-        </w:rPr>
-        <w:t xml:space="preserve"> front-end amplifier for optical receiver in 0.18Advanced Materials Research, pages 872–875, 2012.</w:t>
+        <w:t>[6]Ling Tian Zhu Lei, Ying Mei Chen and Li Zhang. A 10gb/s lowpower front-end amplifier for optical receiver in 0.18Advanced Materials Research, pages 872–875, 2012.</w:t>
       </w:r>
     </w:p>
     <w:p>
       <w:pPr>
         <w:snapToGrid w:val="0"/>
-        <w:jc w:val="distribute"/>
+        <w:jc w:val="both"/>
         <w:rPr>
           <w:rFonts w:eastAsia="標楷體"/>
           <w:sz w:val="20"/>
@@ -13991,7 +13695,7 @@
     <w:p>
       <w:pPr>
         <w:snapToGrid w:val="0"/>
-        <w:jc w:val="distribute"/>
+        <w:jc w:val="both"/>
         <w:rPr>
           <w:rFonts w:eastAsia="標楷體"/>
           <w:sz w:val="20"/>
@@ -14002,45 +13706,13 @@
           <w:rFonts w:eastAsia="標楷體"/>
           <w:sz w:val="20"/>
         </w:rPr>
-        <w:t xml:space="preserve">[7] L. </w:t>
-      </w:r>
-      <w:proofErr w:type="spellStart"/>
-      <w:r>
-        <w:rPr>
-          <w:rFonts w:eastAsia="標楷體"/>
-          <w:sz w:val="20"/>
-        </w:rPr>
-        <w:t>Belostotski</w:t>
-      </w:r>
-      <w:proofErr w:type="spellEnd"/>
-      <w:r>
-        <w:rPr>
-          <w:rFonts w:eastAsia="標楷體"/>
-          <w:sz w:val="20"/>
-        </w:rPr>
-        <w:t xml:space="preserve">, A. </w:t>
-      </w:r>
-      <w:proofErr w:type="spellStart"/>
-      <w:r>
-        <w:rPr>
-          <w:rFonts w:eastAsia="標楷體"/>
-          <w:sz w:val="20"/>
-        </w:rPr>
-        <w:t>Madanayake</w:t>
-      </w:r>
-      <w:proofErr w:type="spellEnd"/>
-      <w:r>
-        <w:rPr>
-          <w:rFonts w:eastAsia="標楷體"/>
-          <w:sz w:val="20"/>
-        </w:rPr>
-        <w:t>, and L. T. Bruton, “Wideband LNA with an active-C element,” IEEE Microwave and Wireless Components Letters, vol. 22, no. 10, pp. 524–526, October 2012.</w:t>
+        <w:t>[7]L.Belostotski, A. Madanayake, and L. T. Bruton, “Wideband LNA with an active-C element,” IEEE Microwave and Wireless Components Letters, vol. 22, no. 10, pp. 524–526, October 2012.</w:t>
       </w:r>
     </w:p>
     <w:p>
       <w:pPr>
         <w:snapToGrid w:val="0"/>
-        <w:jc w:val="distribute"/>
+        <w:jc w:val="both"/>
         <w:rPr>
           <w:rFonts w:eastAsia="標楷體"/>
           <w:sz w:val="20"/>
@@ -14050,7 +13722,7 @@
     <w:p>
       <w:pPr>
         <w:snapToGrid w:val="0"/>
-        <w:jc w:val="distribute"/>
+        <w:jc w:val="both"/>
         <w:rPr>
           <w:rFonts w:eastAsia="標楷體"/>
           <w:sz w:val="20"/>
@@ -14061,7 +13733,7 @@
           <w:rFonts w:eastAsia="標楷體"/>
           <w:sz w:val="20"/>
         </w:rPr>
-        <w:t>[8] W. Tang and D. V. Plant, “A 3.125-Gb/s</w:t>
+        <w:t>[8]W. Tang and D. V. Plant, “A 3.125-Gb/s</w:t>
       </w:r>
       <w:r>
         <w:rPr>
@@ -16615,6 +16287,7 @@
   <w:style w:type="paragraph" w:default="1" w:styleId="a">
     <w:name w:val="Normal"/>
     <w:qFormat/>
+    <w:rsid w:val="00BD5853"/>
     <w:pPr>
       <w:widowControl w:val="0"/>
     </w:pPr>
